--- a/docs/adr/acrme_adr_002_quota_and_capacity_management.docx
+++ b/docs/adr/acrme_adr_002_quota_and_capacity_management.docx
@@ -49,7 +49,7 @@
         <w:t xml:space="preserve"> </w:t>
       </w:r>
       <w:r>
-        <w:t xml:space="preserve">1.1</w:t>
+        <w:t xml:space="preserve">1.2</w:t>
       </w:r>
       <w:r>
         <w:br/>
@@ -97,7 +97,7 @@
         <w:t xml:space="preserve"> </w:t>
       </w:r>
       <w:r>
-        <w:t xml:space="preserve">ACRME Architecture Decision Records — this is one of four standalone ADRs split from the consolidated ADR set.</w:t>
+        <w:t xml:space="preserve">ACRME Architecture Decision Records — one of four standalone, self-contained records.</w:t>
       </w:r>
     </w:p>
     <w:p>
@@ -115,7 +115,7 @@
         <w:t xml:space="preserve"> </w:t>
       </w:r>
       <w:r>
-        <w:t xml:space="preserve">An Architecture Decision Record captures a single significant architectural decision, the context that forced it, the options considered, the choice made, and its consequences. ADRs are immutable once accepted — a superseding decision is recorded as a new ADR rather than editing the original. Evidence tags:</w:t>
+        <w:t xml:space="preserve">An Architecture Decision Record captures a single significant architectural decision, the context that forced it, the options considered, the choice made, and its consequences. ADRs are immutable once accepted — a superseding decision is recorded as a new ADR rather than editing the original. This record is self-contained: it can be read without any companion document. Evidence tags:</w:t>
       </w:r>
       <w:r>
         <w:t xml:space="preserve"> </w:t>
@@ -176,7 +176,7 @@
         </w:pict>
       </w:r>
     </w:p>
-    <w:bookmarkStart w:id="31" w:name="adr-002-quota-and-capacity-management"/>
+    <w:bookmarkStart w:id="34" w:name="adr-002-quota-and-capacity-management"/>
     <w:p>
       <w:pPr>
         <w:pStyle w:val="Heading1"/>
@@ -242,53 +242,13 @@
           <w:bCs/>
           <w:b/>
         </w:rPr>
-        <w:t xml:space="preserve">Related decisions:</w:t>
-      </w:r>
-      <w:r>
-        <w:t xml:space="preserve"> </w:t>
-      </w:r>
-      <w:r>
-        <w:t xml:space="preserve">D6, D7, D9; HC-2, HC-3, HC-7</w:t>
-      </w:r>
-      <w:r>
-        <w:br/>
-      </w:r>
-      <w:r>
-        <w:rPr>
-          <w:bCs/>
-          <w:b/>
-        </w:rPr>
-        <w:t xml:space="preserve">Source:</w:t>
-      </w:r>
-      <w:r>
-        <w:t xml:space="preserve"> </w:t>
-      </w:r>
-      <w:r>
-        <w:rPr>
-          <w:rStyle w:val="VerbatimChar"/>
-        </w:rPr>
-        <w:t xml:space="preserve">multi_region_placement_design.md</w:t>
-      </w:r>
-      <w:r>
-        <w:t xml:space="preserve"> </w:t>
-      </w:r>
-      <w:r>
-        <w:t xml:space="preserve">§Quota Groups;</w:t>
-      </w:r>
-      <w:r>
-        <w:t xml:space="preserve"> </w:t>
-      </w:r>
-      <w:r>
-        <w:rPr>
-          <w:rStyle w:val="VerbatimChar"/>
-        </w:rPr>
-        <w:t xml:space="preserve">design_change_summary.md</w:t>
-      </w:r>
-      <w:r>
-        <w:t xml:space="preserve"> </w:t>
-      </w:r>
-      <w:r>
-        <w:t xml:space="preserve">QG-1..QG-12</w:t>
+        <w:t xml:space="preserve">Related constraints:</w:t>
+      </w:r>
+      <w:r>
+        <w:t xml:space="preserve"> </w:t>
+      </w:r>
+      <w:r>
+        <w:t xml:space="preserve">HC-2, HC-3, HC-7 (hard constraints)</w:t>
       </w:r>
     </w:p>
     <w:bookmarkStart w:id="20" w:name="context"/>
@@ -329,7 +289,7 @@
         <w:pStyle w:val="Compact"/>
       </w:pPr>
       <w:r>
-        <w:t xml:space="preserve">Make emergency capacity transfer (ADR-003)</w:t>
+        <w:t xml:space="preserve">Make emergency capacity transfer (see ADR-003)</w:t>
       </w:r>
       <w:r>
         <w:t xml:space="preserve"> </w:t>
@@ -413,7 +373,7 @@
       </w:r>
     </w:p>
     <w:bookmarkEnd w:id="20"/>
-    <w:bookmarkStart w:id="24" w:name="decision"/>
+    <w:bookmarkStart w:id="27" w:name="decision"/>
     <w:p>
       <w:pPr>
         <w:pStyle w:val="Heading3"/>
@@ -502,7 +462,7 @@
         <w:rPr>
           <w:rStyle w:val="VerbatimChar"/>
         </w:rPr>
-        <w:t xml:space="preserve">[Decided — D6]</w:t>
+        <w:t xml:space="preserve">[Decided]</w:t>
       </w:r>
     </w:p>
     <w:p>
@@ -556,7 +516,7 @@
         <w:rPr>
           <w:rStyle w:val="VerbatimChar"/>
         </w:rPr>
-        <w:t xml:space="preserve">[Decided — D7]</w:t>
+        <w:t xml:space="preserve">[Decided]</w:t>
       </w:r>
     </w:p>
     <w:p>
@@ -631,7 +591,7 @@
         <w:rPr>
           <w:rStyle w:val="VerbatimChar"/>
         </w:rPr>
-        <w:t xml:space="preserve">[Decided — D7]</w:t>
+        <w:t xml:space="preserve">[Decided]</w:t>
       </w:r>
     </w:p>
     <w:p>
@@ -738,7 +698,7 @@
         <w:rPr>
           <w:rStyle w:val="VerbatimChar"/>
         </w:rPr>
-        <w:t xml:space="preserve">[Decided — D9]</w:t>
+        <w:t xml:space="preserve">[Decided]</w:t>
       </w:r>
     </w:p>
     <w:p>
@@ -800,7 +760,7 @@
         <w:rPr>
           <w:rStyle w:val="VerbatimChar"/>
         </w:rPr>
-        <w:t xml:space="preserve">[Decided — D7]</w:t>
+        <w:t xml:space="preserve">[Decided]</w:t>
       </w:r>
     </w:p>
     <w:p>
@@ -830,7 +790,7 @@
         <w:rPr>
           <w:rStyle w:val="VerbatimChar"/>
         </w:rPr>
-        <w:t xml:space="preserve">[Decided — D6]</w:t>
+        <w:t xml:space="preserve">[Decided]</w:t>
       </w:r>
     </w:p>
     <w:p>
@@ -875,7 +835,7 @@
           <w:bCs/>
           <w:b/>
         </w:rPr>
-        <w:t xml:space="preserve">Worked POC topology (GP-06):</w:t>
+        <w:t xml:space="preserve">Worked topology example:</w:t>
       </w:r>
       <w:r>
         <w:t xml:space="preserve"> </w:t>
@@ -884,7 +844,72 @@
         <w:t xml:space="preserve">Prod group 128 vCPU; NonProd+DR group 80 vCPU; DR floor 32 vCPU → effective NonProd ceiling 48 vCPU.</w:t>
       </w:r>
     </w:p>
-    <w:bookmarkStart w:id="21" w:name="group-accounting-formulas-normative"/>
+    <w:p>
+      <w:pPr>
+        <w:pStyle w:val="CaptionedFigure"/>
+      </w:pPr>
+      <w:r>
+        <w:drawing>
+          <wp:inline>
+            <wp:extent cx="5334000" cy="4769303"/>
+            <wp:effectExtent b="0" l="0" r="0" t="0"/>
+            <wp:docPr descr="Figure 1. Two-quota-group-per-region model — an isolated Prod-only group and a shared NonProd+DR group with the engine-enforced DR floor and the effective NonProd ceiling." title="" id="22" name="Picture"/>
+            <a:graphic>
+              <a:graphicData uri="http://schemas.openxmlformats.org/drawingml/2006/picture">
+                <pic:pic>
+                  <pic:nvPicPr>
+                    <pic:cNvPr descr="diagrams/adr002_quota_groups.png" id="23" name="Picture"/>
+                    <pic:cNvPicPr>
+                      <a:picLocks noChangeArrowheads="1" noChangeAspect="1"/>
+                    </pic:cNvPicPr>
+                  </pic:nvPicPr>
+                  <pic:blipFill>
+                    <a:blip r:embed="rId21"/>
+                    <a:stretch>
+                      <a:fillRect/>
+                    </a:stretch>
+                  </pic:blipFill>
+                  <pic:spPr bwMode="auto">
+                    <a:xfrm>
+                      <a:off x="0" y="0"/>
+                      <a:ext cx="5334000" cy="4769303"/>
+                    </a:xfrm>
+                    <a:prstGeom prst="rect">
+                      <a:avLst/>
+                    </a:prstGeom>
+                    <a:noFill/>
+                    <a:ln w="9525">
+                      <a:noFill/>
+                      <a:headEnd/>
+                      <a:tailEnd/>
+                    </a:ln>
+                  </pic:spPr>
+                </pic:pic>
+              </a:graphicData>
+            </a:graphic>
+          </wp:inline>
+        </w:drawing>
+      </w:r>
+    </w:p>
+    <w:p>
+      <w:pPr>
+        <w:pStyle w:val="ImageCaption"/>
+      </w:pPr>
+      <w:r>
+        <w:rPr>
+          <w:bCs/>
+          <w:b/>
+        </w:rPr>
+        <w:t xml:space="preserve">Figure 1.</w:t>
+      </w:r>
+      <w:r>
+        <w:t xml:space="preserve"> </w:t>
+      </w:r>
+      <w:r>
+        <w:t xml:space="preserve">Two-quota-group-per-region model — an isolated Prod-only group and a shared NonProd+DR group with the engine-enforced DR floor and the effective NonProd ceiling.</w:t>
+      </w:r>
+    </w:p>
+    <w:bookmarkStart w:id="24" w:name="group-accounting-formulas-normative"/>
     <w:p>
       <w:pPr>
         <w:pStyle w:val="Heading4"/>
@@ -923,7 +948,7 @@
         <w:rPr>
           <w:rStyle w:val="VerbatimChar"/>
         </w:rPr>
-        <w:t xml:space="preserve">[Documented — §26]</w:t>
+        <w:t xml:space="preserve">[Documented]</w:t>
       </w:r>
     </w:p>
     <w:p>
@@ -964,8 +989,8 @@
         <w:t xml:space="preserve">Group_Headroom            = Group_Limit − Group_Used</w:t>
       </w:r>
     </w:p>
-    <w:bookmarkEnd w:id="21"/>
-    <w:bookmarkStart w:id="22" w:name="exact-enforcement-controls"/>
+    <w:bookmarkEnd w:id="24"/>
+    <w:bookmarkStart w:id="25" w:name="exact-enforcement-controls"/>
     <w:p>
       <w:pPr>
         <w:pStyle w:val="Heading4"/>
@@ -1024,7 +1049,7 @@
         <w:rPr>
           <w:rStyle w:val="VerbatimChar"/>
         </w:rPr>
-        <w:t xml:space="preserve">[Documented — §26]</w:t>
+        <w:t xml:space="preserve">[Documented]</w:t>
       </w:r>
     </w:p>
     <w:p>
@@ -1155,8 +1180,8 @@
         <w:t xml:space="preserve">— no fixed propagation SLA is assumed.</w:t>
       </w:r>
     </w:p>
-    <w:bookmarkEnd w:id="22"/>
-    <w:bookmarkStart w:id="23" w:name="grouptype-preview-dependency-fc-11"/>
+    <w:bookmarkEnd w:id="25"/>
+    <w:bookmarkStart w:id="26" w:name="grouptype-preview-dependency"/>
     <w:p>
       <w:pPr>
         <w:pStyle w:val="Heading4"/>
@@ -1171,7 +1196,7 @@
         <w:t xml:space="preserve"> </w:t>
       </w:r>
       <w:r>
-        <w:t xml:space="preserve">Preview Dependency (FC-11)</w:t>
+        <w:t xml:space="preserve">Preview Dependency</w:t>
       </w:r>
     </w:p>
     <w:p>
@@ -1246,7 +1271,7 @@
         <w:rPr>
           <w:rStyle w:val="VerbatimChar"/>
         </w:rPr>
-        <w:t xml:space="preserve">[Documented — Azure Quota REST API reference]</w:t>
+        <w:t xml:space="preserve">[Documented]</w:t>
       </w:r>
       <w:r>
         <w:t xml:space="preserve"> </w:t>
@@ -1309,12 +1334,12 @@
         <w:t xml:space="preserve"> </w:t>
       </w:r>
       <w:r>
-        <w:t xml:space="preserve">is ever relied upon to drop the engine’s own subscription-level check, that dependency must pass the preview-acceptance gate (POC-30) and a Decision Log entry first. Engineering constraint: pin the exact preview API version in all quota-group calls and add version-drift detection to the platform health check.</w:t>
-      </w:r>
-    </w:p>
-    <w:bookmarkEnd w:id="23"/>
-    <w:bookmarkEnd w:id="24"/>
-    <w:bookmarkStart w:id="25" w:name="consequences"/>
+        <w:t xml:space="preserve">is ever relied upon to drop the engine’s own subscription-level check, that dependency must pass a preview-acceptance proof-of-concept and a recorded decision first. Engineering constraint: pin the exact preview API version in all quota-group calls and add version-drift detection to the platform health check.</w:t>
+      </w:r>
+    </w:p>
+    <w:bookmarkEnd w:id="26"/>
+    <w:bookmarkEnd w:id="27"/>
+    <w:bookmarkStart w:id="28" w:name="consequences"/>
     <w:p>
       <w:pPr>
         <w:pStyle w:val="Heading3"/>
@@ -1430,7 +1455,7 @@
         <w:rPr>
           <w:rStyle w:val="VerbatimChar"/>
         </w:rPr>
-        <w:t xml:space="preserve">[D6]</w:t>
+        <w:t xml:space="preserve">[Decided]</w:t>
       </w:r>
       <w:r>
         <w:t xml:space="preserve"> </w:t>
@@ -1460,7 +1485,7 @@
         <w:rPr>
           <w:rStyle w:val="VerbatimChar"/>
         </w:rPr>
-        <w:t xml:space="preserve">[D7]</w:t>
+        <w:t xml:space="preserve">[Decided]</w:t>
       </w:r>
       <w:r>
         <w:t xml:space="preserve"> </w:t>
@@ -1503,7 +1528,7 @@
         <w:t xml:space="preserve"> </w:t>
       </w:r>
       <w:r>
-        <w:t xml:space="preserve">— Blocker B-1 (POC-30); if</w:t>
+        <w:t xml:space="preserve">— validated by proof-of-concept before rollout; if</w:t>
       </w:r>
       <w:r>
         <w:t xml:space="preserve"> </w:t>
@@ -1521,8 +1546,8 @@
         <w:t xml:space="preserve">returns 404 in the target tenant/region, escalate to Azure Support.</w:t>
       </w:r>
     </w:p>
-    <w:bookmarkEnd w:id="25"/>
-    <w:bookmarkStart w:id="26" w:name="alternatives-considered"/>
+    <w:bookmarkEnd w:id="28"/>
+    <w:bookmarkStart w:id="29" w:name="alternatives-considered"/>
     <w:p>
       <w:pPr>
         <w:pStyle w:val="Heading3"/>
@@ -1610,7 +1635,7 @@
               <w:rPr>
                 <w:rStyle w:val="VerbatimChar"/>
               </w:rPr>
-              <w:t xml:space="preserve">[D6]</w:t>
+              <w:t xml:space="preserve">[Decided]</w:t>
             </w:r>
           </w:p>
         </w:tc>
@@ -1655,7 +1680,7 @@
               <w:rPr>
                 <w:rStyle w:val="VerbatimChar"/>
               </w:rPr>
-              <w:t xml:space="preserve">[D6]</w:t>
+              <w:t xml:space="preserve">[Decided]</w:t>
             </w:r>
           </w:p>
         </w:tc>
@@ -1700,7 +1725,7 @@
               <w:rPr>
                 <w:rStyle w:val="VerbatimChar"/>
               </w:rPr>
-              <w:t xml:space="preserve">[D6]</w:t>
+              <w:t xml:space="preserve">[Decided]</w:t>
             </w:r>
           </w:p>
         </w:tc>
@@ -1739,7 +1764,7 @@
               <w:rPr>
                 <w:rStyle w:val="VerbatimChar"/>
               </w:rPr>
-              <w:t xml:space="preserve">[D7]</w:t>
+              <w:t xml:space="preserve">[Decided]</w:t>
             </w:r>
           </w:p>
         </w:tc>
@@ -1759,14 +1784,14 @@
         </w:pict>
       </w:r>
     </w:p>
-    <w:bookmarkEnd w:id="26"/>
-    <w:bookmarkStart w:id="27" w:name="appendix-decision-log-cross-reference"/>
+    <w:bookmarkEnd w:id="29"/>
+    <w:bookmarkStart w:id="30" w:name="appendix-adr-summary"/>
     <w:p>
       <w:pPr>
         <w:pStyle w:val="Heading2"/>
       </w:pPr>
       <w:r>
-        <w:t xml:space="preserve">Appendix — Decision Log Cross-Reference</w:t>
+        <w:t xml:space="preserve">Appendix — ADR Summary</w:t>
       </w:r>
     </w:p>
     <w:tbl>
@@ -1776,10 +1801,9 @@
         <w:tblLook w:firstRow="1" w:lastRow="0" w:firstColumn="0" w:lastColumn="0" w:noHBand="0" w:noVBand="0" w:val="0020"/>
       </w:tblPr>
       <w:tblGrid>
-        <w:gridCol w:w="1980"/>
-        <w:gridCol w:w="1980"/>
-        <w:gridCol w:w="1980"/>
-        <w:gridCol w:w="1980"/>
+        <w:gridCol w:w="2640"/>
+        <w:gridCol w:w="2640"/>
+        <w:gridCol w:w="2640"/>
       </w:tblGrid>
       <w:tr>
         <w:trPr>
@@ -1805,7 +1829,7 @@
               <w:jc w:val="left"/>
             </w:pPr>
             <w:r>
-              <w:t xml:space="preserve">Primary Decisions</w:t>
+              <w:t xml:space="preserve">Hard Constraints Applied</w:t>
             </w:r>
           </w:p>
         </w:tc>
@@ -1817,19 +1841,7 @@
               <w:jc w:val="left"/>
             </w:pPr>
             <w:r>
-              <w:t xml:space="preserve">Hard Constraints</w:t>
-            </w:r>
-          </w:p>
-        </w:tc>
-        <w:tc>
-          <w:tcPr/>
-          <w:p>
-            <w:pPr>
-              <w:pStyle w:val="Compact"/>
-              <w:jc w:val="left"/>
-            </w:pPr>
-            <w:r>
-              <w:t xml:space="preserve">Key Gaps/Blockers</w:t>
+              <w:t xml:space="preserve">Key Open Items</w:t>
             </w:r>
           </w:p>
         </w:tc>
@@ -1855,7 +1867,7 @@
               <w:jc w:val="left"/>
             </w:pPr>
             <w:r>
-              <w:t xml:space="preserve">D6, D7, D9</w:t>
+              <w:t xml:space="preserve">HC-2, HC-3, HC-7</w:t>
             </w:r>
           </w:p>
         </w:tc>
@@ -1867,26 +1879,14 @@
               <w:jc w:val="left"/>
             </w:pPr>
             <w:r>
-              <w:t xml:space="preserve">HC-2, HC-3, HC-7</w:t>
-            </w:r>
-          </w:p>
-        </w:tc>
-        <w:tc>
-          <w:tcPr/>
-          <w:p>
-            <w:pPr>
-              <w:pStyle w:val="Compact"/>
-              <w:jc w:val="left"/>
-            </w:pPr>
-            <w:r>
-              <w:t xml:space="preserve">B-1 (Quota Groups GA, POC-30)</w:t>
+              <w:t xml:space="preserve">Azure Quota Groups GA validated by proof-of-concept before rollout</w:t>
             </w:r>
           </w:p>
         </w:tc>
       </w:tr>
     </w:tbl>
-    <w:bookmarkEnd w:id="27"/>
-    <w:bookmarkStart w:id="28" w:name="appendix-status-legend"/>
+    <w:bookmarkEnd w:id="30"/>
+    <w:bookmarkStart w:id="31" w:name="appendix-status-legend"/>
     <w:p>
       <w:pPr>
         <w:pStyle w:val="Heading2"/>
@@ -2049,14 +2049,14 @@
               <w:jc w:val="left"/>
             </w:pPr>
             <w:r>
-              <w:t xml:space="preserve">Replaced by a later ADR (referenced explicitly)</w:t>
+              <w:t xml:space="preserve">Replaced by a later ADR</w:t>
             </w:r>
           </w:p>
         </w:tc>
       </w:tr>
     </w:tbl>
-    <w:bookmarkEnd w:id="28"/>
-    <w:bookmarkStart w:id="29" w:name="appendix-evidence-tag-taxonomy"/>
+    <w:bookmarkEnd w:id="31"/>
+    <w:bookmarkStart w:id="32" w:name="appendix-evidence-tag-taxonomy"/>
     <w:p>
       <w:pPr>
         <w:pStyle w:val="Heading2"/>
@@ -2128,7 +2128,7 @@
               <w:jc w:val="left"/>
             </w:pPr>
             <w:r>
-              <w:t xml:space="preserve">Traceable to Azure platform documentation or a formal FR/NFR</w:t>
+              <w:t xml:space="preserve">Traceable to Azure platform behaviour or documentation</w:t>
             </w:r>
           </w:p>
         </w:tc>
@@ -2157,7 +2157,7 @@
               <w:jc w:val="left"/>
             </w:pPr>
             <w:r>
-              <w:t xml:space="preserve">Explicit design choice in the Decision Log (D1–D11)</w:t>
+              <w:t xml:space="preserve">An explicit ACRME design choice recorded in this ADR set</w:t>
             </w:r>
           </w:p>
         </w:tc>
@@ -2186,7 +2186,7 @@
               <w:jc w:val="left"/>
             </w:pPr>
             <w:r>
-              <w:t xml:space="preserve">Logical consequence of a documented constraint or decision</w:t>
+              <w:t xml:space="preserve">A logical consequence of a documented constraint or decision</w:t>
             </w:r>
           </w:p>
         </w:tc>
@@ -2215,14 +2215,14 @@
               <w:jc w:val="left"/>
             </w:pPr>
             <w:r>
-              <w:t xml:space="preserve">Architectural judgement pending POC validation</w:t>
+              <w:t xml:space="preserve">Architectural judgement pending proof-of-concept validation</w:t>
             </w:r>
           </w:p>
         </w:tc>
       </w:tr>
     </w:tbl>
-    <w:bookmarkEnd w:id="29"/>
-    <w:bookmarkStart w:id="30" w:name="related-adrs"/>
+    <w:bookmarkEnd w:id="32"/>
+    <w:bookmarkStart w:id="33" w:name="related-adrs"/>
     <w:p>
       <w:pPr>
         <w:pStyle w:val="Heading2"/>
@@ -2362,11 +2362,11 @@
         <w:t xml:space="preserve"> </w:t>
       </w:r>
       <w:r>
-        <w:t xml:space="preserve">After POC-30 (Quota Groups GA) and POC-31 (quota release latency), and on resolution of G-14 / G-15.</w:t>
-      </w:r>
-    </w:p>
-    <w:bookmarkEnd w:id="30"/>
-    <w:bookmarkEnd w:id="31"/>
+        <w:t xml:space="preserve">After proof-of-concept validation of Azure Quota Groups GA and quota-release latency, and on resolution of the consumer-credential model and engine-mode state-machine items.</w:t>
+      </w:r>
+    </w:p>
+    <w:bookmarkEnd w:id="33"/>
+    <w:bookmarkEnd w:id="34"/>
     <w:sectPr/>
   </w:body>
 </w:document>

--- a/docs/adr/acrme_adr_002_quota_and_capacity_management.docx
+++ b/docs/adr/acrme_adr_002_quota_and_capacity_management.docx
@@ -33,7 +33,7 @@
         <w:t xml:space="preserve"> </w:t>
       </w:r>
       <w:r>
-        <w:t xml:space="preserve">Principal Cloud Architect — Architecture Governance</w:t>
+        <w:t xml:space="preserve">Principal Cloud Architect - Architecture Governance</w:t>
       </w:r>
       <w:r>
         <w:br/>
@@ -49,7 +49,7 @@
         <w:t xml:space="preserve"> </w:t>
       </w:r>
       <w:r>
-        <w:t xml:space="preserve">1.2</w:t>
+        <w:t xml:space="preserve">2.2</w:t>
       </w:r>
       <w:r>
         <w:br/>
@@ -65,7 +65,7 @@
         <w:t xml:space="preserve"> </w:t>
       </w:r>
       <w:r>
-        <w:t xml:space="preserve">August 2026</w:t>
+        <w:t xml:space="preserve">2 September 2026</w:t>
       </w:r>
       <w:r>
         <w:br/>
@@ -81,7 +81,7 @@
         <w:t xml:space="preserve"> </w:t>
       </w:r>
       <w:r>
-        <w:t xml:space="preserve">Accepted</w:t>
+        <w:t xml:space="preserve">Accepted - supersedes ADR-002 v2.1 quota grouping content</w:t>
       </w:r>
       <w:r>
         <w:br/>
@@ -97,7 +97,7 @@
         <w:t xml:space="preserve"> </w:t>
       </w:r>
       <w:r>
-        <w:t xml:space="preserve">ACRME Architecture Decision Records — one of four standalone, self-contained records.</w:t>
+        <w:t xml:space="preserve">ACRME Architecture Decision Records - aligned to Capacity &amp; Quota Management Requirements Baseline v2.2.</w:t>
       </w:r>
     </w:p>
     <w:p>
@@ -115,7 +115,23 @@
         <w:t xml:space="preserve"> </w:t>
       </w:r>
       <w:r>
-        <w:t xml:space="preserve">An Architecture Decision Record captures a single significant architectural decision, the context that forced it, the options considered, the choice made, and its consequences. ADRs are immutable once accepted — a superseding decision is recorded as a new ADR rather than editing the original. This record is self-contained: it can be read without any companion document. Evidence tags:</w:t>
+        <w:t xml:space="preserve">An Architecture Decision Record captures a significant architectural decision, the context that forced it, the options considered, the choice made, and its consequences. This v2.2 ADR adopts the</w:t>
+      </w:r>
+      <w:r>
+        <w:t xml:space="preserve"> </w:t>
+      </w:r>
+      <w:r>
+        <w:rPr>
+          <w:bCs/>
+          <w:b/>
+        </w:rPr>
+        <w:t xml:space="preserve">single governed quota pool</w:t>
+      </w:r>
+      <w:r>
+        <w:t xml:space="preserve"> </w:t>
+      </w:r>
+      <w:r>
+        <w:t xml:space="preserve">as the primary model per QUA-004 and updates quota and capacity accounting to match Requirements Baseline v2.2. Evidence tags:</w:t>
       </w:r>
       <w:r>
         <w:t xml:space="preserve"> </w:t>
@@ -163,10 +179,7 @@
         <w:t xml:space="preserve">[Assumed]</w:t>
       </w:r>
       <w:r>
-        <w:t xml:space="preserve"> </w:t>
-      </w:r>
-      <w:r>
-        <w:t xml:space="preserve">(see Appendix).</w:t>
+        <w:t xml:space="preserve">.</w:t>
       </w:r>
     </w:p>
     <w:p>
@@ -176,13 +189,13 @@
         </w:pict>
       </w:r>
     </w:p>
-    <w:bookmarkStart w:id="34" w:name="adr-002-quota-and-capacity-management"/>
+    <w:bookmarkStart w:id="35" w:name="adr-002---quota-and-capacity-management"/>
     <w:p>
       <w:pPr>
         <w:pStyle w:val="Heading1"/>
       </w:pPr>
       <w:r>
-        <w:t xml:space="preserve">ADR-002 — Quota and Capacity Management</w:t>
+        <w:t xml:space="preserve">ADR-002 - Quota and Capacity Management</w:t>
       </w:r>
     </w:p>
     <w:p>
@@ -216,7 +229,7 @@
         <w:t xml:space="preserve"> </w:t>
       </w:r>
       <w:r>
-        <w:t xml:space="preserve">August 2026</w:t>
+        <w:t xml:space="preserve">27 August 2026</w:t>
       </w:r>
       <w:r>
         <w:br/>
@@ -232,7 +245,7 @@
         <w:t xml:space="preserve"> </w:t>
       </w:r>
       <w:r>
-        <w:t xml:space="preserve">Principal Cloud Architect, Platform Engineering, FinOps</w:t>
+        <w:t xml:space="preserve">Principal Cloud Architect, Platform Engineering, FinOps, Quota Owner</w:t>
       </w:r>
       <w:r>
         <w:br/>
@@ -242,19 +255,35 @@
           <w:bCs/>
           <w:b/>
         </w:rPr>
-        <w:t xml:space="preserve">Related constraints:</w:t>
-      </w:r>
-      <w:r>
-        <w:t xml:space="preserve"> </w:t>
-      </w:r>
-      <w:r>
-        <w:t xml:space="preserve">HC-2, HC-3, HC-7 (hard constraints)</w:t>
+        <w:t xml:space="preserve">Related requirements:</w:t>
+      </w:r>
+      <w:r>
+        <w:t xml:space="preserve"> </w:t>
+      </w:r>
+      <w:r>
+        <w:t xml:space="preserve">CAP-001..CAP-019, QUA-001..QUA-014, RDY-001..RDY-004, FIN-001..FIN-006, GOV-001..GOV-006</w:t>
+      </w:r>
+      <w:r>
+        <w:br/>
+      </w:r>
+      <w:r>
+        <w:rPr>
+          <w:bCs/>
+          <w:b/>
+        </w:rPr>
+        <w:t xml:space="preserve">Related POCs:</w:t>
+      </w:r>
+      <w:r>
+        <w:t xml:space="preserve"> </w:t>
+      </w:r>
+      <w:r>
+        <w:t xml:space="preserve">POC-001, POC-002, POC-003, POC-008, POC-011, DEP-001</w:t>
       </w:r>
     </w:p>
     <w:bookmarkStart w:id="20" w:name="context"/>
     <w:p>
       <w:pPr>
-        <w:pStyle w:val="Heading3"/>
+        <w:pStyle w:val="Heading2"/>
       </w:pPr>
       <w:r>
         <w:t xml:space="preserve">Context</w:t>
@@ -265,7 +294,107 @@
         <w:pStyle w:val="FirstParagraph"/>
       </w:pPr>
       <w:r>
-        <w:t xml:space="preserve">Each customer needs three CRGs per region (Prod, NonProd, DR). Azure tracks compute quota per subscription per region per SKU family; quota exhaustion silently blocks CR creation and VM deployment. The engine must:</w:t>
+        <w:t xml:space="preserve">Capacity reservations and VM-family quota are independent Azure control-plane resources. ACRME must validate both before deployment because a reservation without deployable consumer-subscription quota can still fail, and quota without reserved capacity does not guarantee physical capacity.</w:t>
+      </w:r>
+      <w:r>
+        <w:t xml:space="preserve"> </w:t>
+      </w:r>
+      <w:r>
+        <w:rPr>
+          <w:rStyle w:val="VerbatimChar"/>
+        </w:rPr>
+        <w:t xml:space="preserve">[Documented]</w:t>
+      </w:r>
+    </w:p>
+    <w:p>
+      <w:pPr>
+        <w:pStyle w:val="BodyText"/>
+      </w:pPr>
+      <w:r>
+        <w:t xml:space="preserve">Requirements Baseline v2.2 also changes quota from a passive limit to a governed resource pool. Quota is deliberately used as a cost and consumption governor: teams must justify quota increases, and unused regional quota can be pooled and reallocated only under policy.</w:t>
+      </w:r>
+      <w:r>
+        <w:t xml:space="preserve"> </w:t>
+      </w:r>
+      <w:r>
+        <w:rPr>
+          <w:rStyle w:val="VerbatimChar"/>
+        </w:rPr>
+        <w:t xml:space="preserve">[Decided]</w:t>
+      </w:r>
+    </w:p>
+    <w:p>
+      <w:pPr>
+        <w:pStyle w:val="BodyText"/>
+      </w:pPr>
+      <w:r>
+        <w:t xml:space="preserve">The earlier two-quota-group model (a Prod-only group plus a shared NonProd/DR group) protected Prod from NonProd consumption but fragments quota and forces separate, more frequent quota-increase requests to Microsoft. QUA-004 resolves this in favour of</w:t>
+      </w:r>
+      <w:r>
+        <w:t xml:space="preserve"> </w:t>
+      </w:r>
+      <w:r>
+        <w:rPr>
+          <w:bCs/>
+          <w:b/>
+        </w:rPr>
+        <w:t xml:space="preserve">one governed quota pool per applicable regional/quota-family scope covering Prod, NonProd/CVAL, and DR together</w:t>
+      </w:r>
+      <w:r>
+        <w:t xml:space="preserve">, because a single pool collects all otherwise-stranded default per-region quota (QUA-003 hoarding) into one manipulable balance and lets ACRME allocate it wherever it is needed on demand — maximising manipulation flexibility, improving utilisation, and avoiding frequent quota requests to Microsoft. This ADR therefore</w:t>
+      </w:r>
+      <w:r>
+        <w:t xml:space="preserve"> </w:t>
+      </w:r>
+      <w:r>
+        <w:rPr>
+          <w:bCs/>
+          <w:b/>
+        </w:rPr>
+        <w:t xml:space="preserve">adopts the single governed pool as the primary model</w:t>
+      </w:r>
+      <w:r>
+        <w:t xml:space="preserve">; a two-group (or multi-group) topology is retained only as a narrow, configuration-driven governance exception invoked when Azure Quota Group limits or a mandatory Prod-isolation governance boundary make a single pool impossible.</w:t>
+      </w:r>
+      <w:r>
+        <w:t xml:space="preserve"> </w:t>
+      </w:r>
+      <w:r>
+        <w:rPr>
+          <w:rStyle w:val="VerbatimChar"/>
+        </w:rPr>
+        <w:t xml:space="preserve">[Decided]</w:t>
+      </w:r>
+    </w:p>
+    <w:bookmarkEnd w:id="20"/>
+    <w:bookmarkStart w:id="21" w:name="decision"/>
+    <w:p>
+      <w:pPr>
+        <w:pStyle w:val="Heading2"/>
+      </w:pPr>
+      <w:r>
+        <w:t xml:space="preserve">Decision</w:t>
+      </w:r>
+    </w:p>
+    <w:p>
+      <w:pPr>
+        <w:pStyle w:val="FirstParagraph"/>
+      </w:pPr>
+      <w:r>
+        <w:t xml:space="preserve">Adopt a</w:t>
+      </w:r>
+      <w:r>
+        <w:t xml:space="preserve"> </w:t>
+      </w:r>
+      <w:r>
+        <w:rPr>
+          <w:bCs/>
+          <w:b/>
+        </w:rPr>
+        <w:t xml:space="preserve">separate-but-correlated capacity and quota control plane</w:t>
+      </w:r>
+      <w:r>
+        <w:t xml:space="preserve">:</w:t>
       </w:r>
     </w:p>
     <w:p>
@@ -274,10 +403,28 @@
           <w:ilvl w:val="0"/>
           <w:numId w:val="1001"/>
         </w:numPr>
-        <w:pStyle w:val="Compact"/>
-      </w:pPr>
-      <w:r>
-        <w:t xml:space="preserve">Prevent a NonProd surge from consuming quota that Prod CR creation needs (isolation).</w:t>
+      </w:pPr>
+      <w:r>
+        <w:rPr>
+          <w:bCs/>
+          <w:b/>
+        </w:rPr>
+        <w:t xml:space="preserve">Capacity and quota are separate domains.</w:t>
+      </w:r>
+      <w:r>
+        <w:t xml:space="preserve"> </w:t>
+      </w:r>
+      <w:r>
+        <w:t xml:space="preserve">ACRME maintains reservation state and quota state independently but correlates them by subscription, region, zone, VM/quota family, SKU, environment, product, and intended demand.</w:t>
+      </w:r>
+      <w:r>
+        <w:t xml:space="preserve"> </w:t>
+      </w:r>
+      <w:r>
+        <w:rPr>
+          <w:rStyle w:val="VerbatimChar"/>
+        </w:rPr>
+        <w:t xml:space="preserve">[Decided]</w:t>
       </w:r>
     </w:p>
     <w:p>
@@ -286,26 +433,28 @@
           <w:ilvl w:val="0"/>
           <w:numId w:val="1001"/>
         </w:numPr>
-        <w:pStyle w:val="Compact"/>
-      </w:pPr>
-      <w:r>
-        <w:t xml:space="preserve">Make emergency capacity transfer (see ADR-003)</w:t>
-      </w:r>
-      <w:r>
-        <w:t xml:space="preserve"> </w:t>
-      </w:r>
+      </w:pPr>
       <w:r>
         <w:rPr>
           <w:bCs/>
           <w:b/>
         </w:rPr>
-        <w:t xml:space="preserve">quota-neutral</w:t>
-      </w:r>
-      <w:r>
-        <w:t xml:space="preserve"> </w:t>
-      </w:r>
-      <w:r>
-        <w:t xml:space="preserve">where possible — i.e. reshuffle capacity without waiting hours for an Azure quota-increase approval during a crisis.</w:t>
+        <w:t xml:space="preserve">Quota is a consumption governor.</w:t>
+      </w:r>
+      <w:r>
+        <w:t xml:space="preserve"> </w:t>
+      </w:r>
+      <w:r>
+        <w:t xml:space="preserve">Unallocated pooled quota is not a reason to increase a subscription automatically. Every increase records owner, workload, region, SKU/family, amount, existing usage, target date, and business justification.</w:t>
+      </w:r>
+      <w:r>
+        <w:t xml:space="preserve"> </w:t>
+      </w:r>
+      <w:r>
+        <w:rPr>
+          <w:rStyle w:val="VerbatimChar"/>
+        </w:rPr>
+        <w:t xml:space="preserve">[Decided]</w:t>
       </w:r>
     </w:p>
     <w:p>
@@ -314,10 +463,44 @@
           <w:ilvl w:val="0"/>
           <w:numId w:val="1001"/>
         </w:numPr>
-        <w:pStyle w:val="Compact"/>
-      </w:pPr>
-      <w:r>
-        <w:t xml:space="preserve">Provide clean per-environment cost attribution for chargeback.</w:t>
+      </w:pPr>
+      <w:r>
+        <w:rPr>
+          <w:bCs/>
+          <w:b/>
+        </w:rPr>
+        <w:t xml:space="preserve">One governed quota pool is the primary model.</w:t>
+      </w:r>
+      <w:r>
+        <w:t xml:space="preserve"> </w:t>
+      </w:r>
+      <w:r>
+        <w:t xml:space="preserve">Prod, NonProd/CVAL, and DR share</w:t>
+      </w:r>
+      <w:r>
+        <w:t xml:space="preserve"> </w:t>
+      </w:r>
+      <w:r>
+        <w:rPr>
+          <w:bCs/>
+          <w:b/>
+        </w:rPr>
+        <w:t xml:space="preserve">one</w:t>
+      </w:r>
+      <w:r>
+        <w:t xml:space="preserve"> </w:t>
+      </w:r>
+      <w:r>
+        <w:t xml:space="preserve">governed quota pool per applicable region and quota family (QUA-004). All eligible default per-region quota is hoarded into this pool (QUA-003) and allocated on demand to whichever environment needs it, maximising manipulation flexibility, improving utilisation, and minimising quota-increase requests to Microsoft. Prod protection inside the shared pool is enforced by engine controls (reserved Prod headroom floor, DR floor earmark, and priority ordering at allocation/reclamation time), not by physical group separation.</w:t>
+      </w:r>
+      <w:r>
+        <w:t xml:space="preserve"> </w:t>
+      </w:r>
+      <w:r>
+        <w:rPr>
+          <w:rStyle w:val="VerbatimChar"/>
+        </w:rPr>
+        <w:t xml:space="preserve">[Decided]</w:t>
       </w:r>
     </w:p>
     <w:p>
@@ -326,34 +509,19 @@
           <w:ilvl w:val="0"/>
           <w:numId w:val="1001"/>
         </w:numPr>
-        <w:pStyle w:val="Compact"/>
-      </w:pPr>
-      <w:r>
-        <w:t xml:space="preserve">Enforce a protected DR reservation that NonProd growth can never erode.</w:t>
-      </w:r>
-    </w:p>
-    <w:p>
-      <w:pPr>
-        <w:pStyle w:val="FirstParagraph"/>
-      </w:pPr>
-      <w:r>
-        <w:t xml:space="preserve">Azure</w:t>
-      </w:r>
-      <w:r>
-        <w:t xml:space="preserve"> </w:t>
-      </w:r>
+      </w:pPr>
       <w:r>
         <w:rPr>
           <w:bCs/>
           <w:b/>
         </w:rPr>
-        <w:t xml:space="preserve">Quota Groups</w:t>
-      </w:r>
-      <w:r>
-        <w:t xml:space="preserve"> </w:t>
-      </w:r>
-      <w:r>
-        <w:t xml:space="preserve">(Preview) allow multiple subscriptions/CRGs to share a group-level quota pool, but Azure does</w:t>
+        <w:t xml:space="preserve">Multi-group topology is a narrow governance exception only.</w:t>
+      </w:r>
+      <w:r>
+        <w:t xml:space="preserve"> </w:t>
+      </w:r>
+      <w:r>
+        <w:t xml:space="preserve">A two-group (Prod-only + shared NonProd/DR) or multi-group topology is used</w:t>
       </w:r>
       <w:r>
         <w:t xml:space="preserve"> </w:t>
@@ -363,51 +531,77 @@
           <w:bCs/>
           <w:b/>
         </w:rPr>
-        <w:t xml:space="preserve">not</w:t>
-      </w:r>
-      <w:r>
-        <w:t xml:space="preserve"> </w:t>
-      </w:r>
-      <w:r>
-        <w:t xml:space="preserve">natively support intra-group sub-reservations — so any sub-partition of a group pool must be enforced by the engine.</w:t>
-      </w:r>
-    </w:p>
-    <w:bookmarkEnd w:id="20"/>
-    <w:bookmarkStart w:id="27" w:name="decision"/>
-    <w:p>
-      <w:pPr>
-        <w:pStyle w:val="Heading3"/>
-      </w:pPr>
-      <w:r>
-        <w:t xml:space="preserve">Decision</w:t>
-      </w:r>
-    </w:p>
-    <w:p>
-      <w:pPr>
-        <w:pStyle w:val="FirstParagraph"/>
-      </w:pPr>
-      <w:r>
-        <w:t xml:space="preserve">Adopt a</w:t>
-      </w:r>
-      <w:r>
-        <w:t xml:space="preserve"> </w:t>
-      </w:r>
+        <w:t xml:space="preserve">only</w:t>
+      </w:r>
+      <w:r>
+        <w:t xml:space="preserve"> </w:t>
+      </w:r>
+      <w:r>
+        <w:t xml:space="preserve">when Azure Quota Group limits or a mandatory Prod-isolation governance boundary make a single pool impossible. Each such exception is recorded in the Decision Log with the specific limit/boundary that forced it, and reverts to the single pool when the constraint is lifted. This is the configured implementation of the</w:t>
+      </w:r>
+      <w:r>
+        <w:t xml:space="preserve"> </w:t>
+      </w:r>
+      <w:r>
+        <w:t xml:space="preserve">“</w:t>
+      </w:r>
+      <w:r>
+        <w:t xml:space="preserve">unless Azure limits or governance boundaries require separation</w:t>
+      </w:r>
+      <w:r>
+        <w:t xml:space="preserve">”</w:t>
+      </w:r>
+      <w:r>
+        <w:t xml:space="preserve"> </w:t>
+      </w:r>
+      <w:r>
+        <w:t xml:space="preserve">clause in QUA-004, not a competing default design.</w:t>
+      </w:r>
+      <w:r>
+        <w:t xml:space="preserve"> </w:t>
+      </w:r>
+      <w:r>
+        <w:rPr>
+          <w:rStyle w:val="VerbatimChar"/>
+        </w:rPr>
+        <w:t xml:space="preserve">[Decided]</w:t>
+      </w:r>
+    </w:p>
+    <w:p>
+      <w:pPr>
+        <w:numPr>
+          <w:ilvl w:val="0"/>
+          <w:numId w:val="1001"/>
+        </w:numPr>
+      </w:pPr>
       <w:r>
         <w:rPr>
           <w:bCs/>
           <w:b/>
         </w:rPr>
-        <w:t xml:space="preserve">Two-Quota-Group-per-region model with an engine-enforced DR floor</w:t>
-      </w:r>
-      <w:r>
-        <w:t xml:space="preserve">:</w:t>
+        <w:t xml:space="preserve">Consumer quota validation is mandatory and POC-gated.</w:t>
+      </w:r>
+      <w:r>
+        <w:t xml:space="preserve"> </w:t>
+      </w:r>
+      <w:r>
+        <w:t xml:space="preserve">Until POC-001 and authoritative Azure guidance prove otherwise, ACRME assumes the deploying/consumer subscription must hold sufficient quota even when consuming a provider-owned shared reservation.</w:t>
+      </w:r>
+      <w:r>
+        <w:t xml:space="preserve"> </w:t>
+      </w:r>
+      <w:r>
+        <w:rPr>
+          <w:rStyle w:val="VerbatimChar"/>
+        </w:rPr>
+        <w:t xml:space="preserve">[Assumed]</w:t>
       </w:r>
     </w:p>
     <w:p>
       <w:pPr>
         <w:numPr>
           <w:ilvl w:val="0"/>
-          <w:numId w:val="1002"/>
+          <w:numId w:val="1001"/>
         </w:numPr>
       </w:pPr>
       <w:r>
@@ -415,45 +609,13 @@
           <w:bCs/>
           <w:b/>
         </w:rPr>
-        <w:t xml:space="preserve">Two groups per region:</w:t>
-      </w:r>
-      <w:r>
-        <w:t xml:space="preserve"> </w:t>
-      </w:r>
-      <w:r>
-        <w:t xml:space="preserve">one</w:t>
-      </w:r>
-      <w:r>
-        <w:t xml:space="preserve"> </w:t>
-      </w:r>
-      <w:r>
-        <w:rPr>
-          <w:bCs/>
-          <w:b/>
-        </w:rPr>
-        <w:t xml:space="preserve">Prod-only</w:t>
-      </w:r>
-      <w:r>
-        <w:t xml:space="preserve"> </w:t>
-      </w:r>
-      <w:r>
-        <w:t xml:space="preserve">group and one</w:t>
-      </w:r>
-      <w:r>
-        <w:t xml:space="preserve"> </w:t>
-      </w:r>
-      <w:r>
-        <w:rPr>
-          <w:bCs/>
-          <w:b/>
-        </w:rPr>
-        <w:t xml:space="preserve">shared NonProd+DR</w:t>
-      </w:r>
-      <w:r>
-        <w:t xml:space="preserve"> </w:t>
-      </w:r>
-      <w:r>
-        <w:t xml:space="preserve">group.</w:t>
+        <w:t xml:space="preserve">DR quota is sized by distributed DR demand.</w:t>
+      </w:r>
+      <w:r>
+        <w:t xml:space="preserve"> </w:t>
+      </w:r>
+      <w:r>
+        <w:t xml:space="preserve">DR floor accounting uses the ADR-003 max-not-sum formula, not a fixed percentage of production.</w:t>
       </w:r>
       <w:r>
         <w:t xml:space="preserve"> </w:t>
@@ -465,49 +627,67 @@
         <w:t xml:space="preserve">[Decided]</w:t>
       </w:r>
     </w:p>
-    <w:p>
-      <w:pPr>
-        <w:numPr>
-          <w:ilvl w:val="0"/>
-          <w:numId w:val="1000"/>
-        </w:numPr>
+    <w:bookmarkEnd w:id="21"/>
+    <w:bookmarkStart w:id="22" w:name="managed-scope-and-capacity-controls"/>
+    <w:p>
+      <w:pPr>
+        <w:pStyle w:val="Heading2"/>
+      </w:pPr>
+      <w:r>
+        <w:t xml:space="preserve">Managed Scope and Capacity Controls</w:t>
+      </w:r>
+    </w:p>
+    <w:p>
+      <w:pPr>
+        <w:pStyle w:val="FirstParagraph"/>
+      </w:pPr>
+      <w:r>
+        <w:t xml:space="preserve">ACRME modifies only resources declared in the approved scope file. The scope includes tenant/management scope, subscription, region, zone, resource group, CRG, reservation, SKU/family, environment, buffer policy, enabled state, effective date, and policy version.</w:t>
+      </w:r>
+      <w:r>
+        <w:t xml:space="preserve"> </w:t>
+      </w:r>
+      <w:r>
+        <w:rPr>
+          <w:rStyle w:val="VerbatimChar"/>
+        </w:rPr>
+        <w:t xml:space="preserve">[Decided]</w:t>
+      </w:r>
+    </w:p>
+    <w:p>
+      <w:pPr>
+        <w:pStyle w:val="BodyText"/>
+      </w:pPr>
+      <w:r>
+        <w:t xml:space="preserve">Capacity controls:</w:t>
+      </w:r>
+    </w:p>
+    <w:p>
+      <w:pPr>
         <w:pStyle w:val="SourceCode"/>
       </w:pPr>
       <w:r>
         <w:rPr>
           <w:rStyle w:val="VerbatimChar"/>
         </w:rPr>
-        <w:t xml:space="preserve">Prod_Group_Limit(R)        = base_subscription_quota_limit × (1 + emergency_transfer_headroom_vcpu / base_limit)</w:t>
-      </w:r>
-      <w:r>
-        <w:br/>
-      </w:r>
-      <w:r>
-        <w:rPr>
-          <w:rStyle w:val="VerbatimChar"/>
-        </w:rPr>
-        <w:t xml:space="preserve">NonProd_DR_Group_Limit(R)  = base_subscription_quota_limit × (1 + emergency_transfer_headroom_vcpu / base_limit)</w:t>
-      </w:r>
-    </w:p>
-    <w:p>
-      <w:pPr>
-        <w:numPr>
-          <w:ilvl w:val="0"/>
-          <w:numId w:val="1002"/>
-        </w:numPr>
-      </w:pPr>
-      <w:r>
-        <w:rPr>
-          <w:bCs/>
-          <w:b/>
-        </w:rPr>
-        <w:t xml:space="preserve">Engine-enforced DR floor</w:t>
-      </w:r>
-      <w:r>
-        <w:t xml:space="preserve"> </w:t>
-      </w:r>
-      <w:r>
-        <w:t xml:space="preserve">inside the NonProd+DR group (Azure has no native sub-reservation):</w:t>
+        <w:t xml:space="preserve">Target Reserved Capacity = Allocated VM Count + Configured Buffer</w:t>
+      </w:r>
+    </w:p>
+    <w:p>
+      <w:pPr>
+        <w:pStyle w:val="FirstParagraph"/>
+      </w:pPr>
+      <w:r>
+        <w:rPr>
+          <w:rStyle w:val="VerbatimChar"/>
+        </w:rPr>
+        <w:t xml:space="preserve">Allocated VM Count</w:t>
+      </w:r>
+      <w:r>
+        <w:t xml:space="preserve"> </w:t>
+      </w:r>
+      <w:r>
+        <w:t xml:space="preserve">means running/allocated demand. Associated-but-deallocated VMs are reported separately and do not automatically preserve paid reservation quantity.</w:t>
       </w:r>
       <w:r>
         <w:t xml:space="preserve"> </w:t>
@@ -521,68 +701,10 @@
     </w:p>
     <w:p>
       <w:pPr>
-        <w:numPr>
-          <w:ilvl w:val="0"/>
-          <w:numId w:val="1000"/>
-        </w:numPr>
-        <w:pStyle w:val="SourceCode"/>
-      </w:pPr>
-      <w:r>
-        <w:rPr>
-          <w:rStyle w:val="VerbatimChar"/>
-        </w:rPr>
-        <w:t xml:space="preserve">DR_Floor_vCPU(R)               = potential_dr_demand(R) × vCPU_per_instance × dr_ratio_max</w:t>
-      </w:r>
-      <w:r>
-        <w:br/>
-      </w:r>
-      <w:r>
-        <w:rPr>
-          <w:rStyle w:val="VerbatimChar"/>
-        </w:rPr>
-        <w:t xml:space="preserve">Effective_NonProd_Ceiling(R)   = NonProd_DR_Group_Limit(R) − DR_Floor_vCPU(R)</w:t>
-      </w:r>
-    </w:p>
-    <w:p>
-      <w:pPr>
-        <w:numPr>
-          <w:ilvl w:val="0"/>
-          <w:numId w:val="1000"/>
-        </w:numPr>
-      </w:pPr>
-      <w:r>
-        <w:t xml:space="preserve">The floor is always sized at</w:t>
-      </w:r>
-      <w:r>
-        <w:t xml:space="preserve"> </w:t>
-      </w:r>
-      <w:r>
-        <w:rPr>
-          <w:rStyle w:val="VerbatimChar"/>
-          <w:bCs/>
-          <w:b/>
-        </w:rPr>
-        <w:t xml:space="preserve">dr_ratio_max</w:t>
-      </w:r>
-      <w:r>
-        <w:rPr>
-          <w:bCs/>
-          <w:b/>
-        </w:rPr>
-        <w:t xml:space="preserve"> </w:t>
-      </w:r>
-      <w:r>
-        <w:rPr>
-          <w:bCs/>
-          <w:b/>
-        </w:rPr>
-        <w:t xml:space="preserve">(0.40)</w:t>
-      </w:r>
-      <w:r>
-        <w:t xml:space="preserve"> </w:t>
-      </w:r>
-      <w:r>
-        <w:t xml:space="preserve">— the upper bound of the DR ratio range — so it never needs to grow if the operating ratio is later raised (0.30 → 0.40). Only actual Prod demand growth expands the floor.</w:t>
+        <w:pStyle w:val="BodyText"/>
+      </w:pPr>
+      <w:r>
+        <w:t xml:space="preserve">Azure resource creation must precede config activation: create/update the Azure CRG/reservation first, validate it, then activate deployment configuration that references it.</w:t>
       </w:r>
       <w:r>
         <w:t xml:space="preserve"> </w:t>
@@ -596,100 +718,10 @@
     </w:p>
     <w:p>
       <w:pPr>
-        <w:numPr>
-          <w:ilvl w:val="0"/>
-          <w:numId w:val="1002"/>
-        </w:numPr>
-      </w:pPr>
-      <w:r>
-        <w:rPr>
-          <w:bCs/>
-          <w:b/>
-        </w:rPr>
-        <w:t xml:space="preserve">Hard-constraint enforcement at placement:</w:t>
-      </w:r>
-    </w:p>
-    <w:p>
-      <w:pPr>
-        <w:numPr>
-          <w:ilvl w:val="1"/>
-          <w:numId w:val="1003"/>
-        </w:numPr>
-        <w:pStyle w:val="Compact"/>
-      </w:pPr>
-      <w:r>
-        <w:rPr>
-          <w:bCs/>
-          <w:b/>
-        </w:rPr>
-        <w:t xml:space="preserve">HC-2 CAPACITY_FLOOR</w:t>
-      </w:r>
-      <w:r>
-        <w:t xml:space="preserve"> </w:t>
-      </w:r>
-      <w:r>
-        <w:t xml:space="preserve">— CR headroom ≥</w:t>
-      </w:r>
-      <w:r>
-        <w:t xml:space="preserve"> </w:t>
-      </w:r>
-      <w:r>
-        <w:rPr>
-          <w:rStyle w:val="VerbatimChar"/>
-        </w:rPr>
-        <w:t xml:space="preserve">2 × requested_vm_count × SKU_vCPU</w:t>
-      </w:r>
-      <w:r>
-        <w:t xml:space="preserve">.</w:t>
-      </w:r>
-    </w:p>
-    <w:p>
-      <w:pPr>
-        <w:numPr>
-          <w:ilvl w:val="1"/>
-          <w:numId w:val="1003"/>
-        </w:numPr>
-        <w:pStyle w:val="Compact"/>
-      </w:pPr>
-      <w:r>
-        <w:rPr>
-          <w:bCs/>
-          <w:b/>
-        </w:rPr>
-        <w:t xml:space="preserve">HC-3 QUOTA_FLOOR</w:t>
-      </w:r>
-      <w:r>
-        <w:t xml:space="preserve"> </w:t>
-      </w:r>
-      <w:r>
-        <w:t xml:space="preserve">— env-type-aware group headroom check (Prod group / effective NonProd ceiling / DR headroom). Reads from the</w:t>
-      </w:r>
-      <w:r>
-        <w:t xml:space="preserve"> </w:t>
-      </w:r>
-      <w:r>
-        <w:rPr>
-          <w:rStyle w:val="VerbatimChar"/>
-        </w:rPr>
-        <w:t xml:space="preserve">QuotaGroup</w:t>
-      </w:r>
-      <w:r>
-        <w:t xml:space="preserve"> </w:t>
-      </w:r>
-      <w:r>
-        <w:t xml:space="preserve">entity, not legacy per-subscription</w:t>
-      </w:r>
-      <w:r>
-        <w:t xml:space="preserve"> </w:t>
-      </w:r>
-      <w:r>
-        <w:rPr>
-          <w:rStyle w:val="VerbatimChar"/>
-        </w:rPr>
-        <w:t xml:space="preserve">QuotaRecord</w:t>
-      </w:r>
-      <w:r>
-        <w:t xml:space="preserve">.</w:t>
+        <w:pStyle w:val="BodyText"/>
+      </w:pPr>
+      <w:r>
+        <w:t xml:space="preserve">Normal reconciliation never deletes CRGs or reservation definitions. Where Azure permits, an unused managed reservation is reduced to zero instead of being deleted; deletion is a separate approved decommissioning workflow.</w:t>
       </w:r>
       <w:r>
         <w:t xml:space="preserve"> </w:t>
@@ -701,859 +733,14 @@
         <w:t xml:space="preserve">[Decided]</w:t>
       </w:r>
     </w:p>
-    <w:p>
-      <w:pPr>
-        <w:numPr>
-          <w:ilvl w:val="1"/>
-          <w:numId w:val="1003"/>
-        </w:numPr>
-        <w:pStyle w:val="Compact"/>
-      </w:pPr>
-      <w:r>
-        <w:rPr>
-          <w:bCs/>
-          <w:b/>
-        </w:rPr>
-        <w:t xml:space="preserve">HC-7 DR_FLOOR_INTEGRITY</w:t>
-      </w:r>
-      <w:r>
-        <w:t xml:space="preserve"> </w:t>
-      </w:r>
-      <w:r>
-        <w:t xml:space="preserve">— rejects NonProd placement that would push</w:t>
-      </w:r>
-      <w:r>
-        <w:t xml:space="preserve"> </w:t>
-      </w:r>
-      <w:r>
-        <w:rPr>
-          <w:rStyle w:val="VerbatimChar"/>
-        </w:rPr>
-        <w:t xml:space="preserve">nonprod_quota_used</w:t>
-      </w:r>
-      <w:r>
-        <w:t xml:space="preserve"> </w:t>
-      </w:r>
-      <w:r>
-        <w:t xml:space="preserve">above the effective ceiling, evaluated</w:t>
-      </w:r>
-      <w:r>
-        <w:t xml:space="preserve"> </w:t>
-      </w:r>
-      <w:r>
-        <w:rPr>
-          <w:bCs/>
-          <w:b/>
-        </w:rPr>
-        <w:t xml:space="preserve">after</w:t>
-      </w:r>
-      <w:r>
-        <w:t xml:space="preserve"> </w:t>
-      </w:r>
-      <w:r>
-        <w:t xml:space="preserve">HC-3.</w:t>
-      </w:r>
-      <w:r>
-        <w:t xml:space="preserve"> </w:t>
-      </w:r>
-      <w:r>
-        <w:rPr>
-          <w:rStyle w:val="VerbatimChar"/>
-        </w:rPr>
-        <w:t xml:space="preserve">[Decided]</w:t>
-      </w:r>
-    </w:p>
-    <w:p>
-      <w:pPr>
-        <w:numPr>
-          <w:ilvl w:val="0"/>
-          <w:numId w:val="1002"/>
-        </w:numPr>
-      </w:pPr>
-      <w:r>
-        <w:rPr>
-          <w:bCs/>
-          <w:b/>
-        </w:rPr>
-        <w:t xml:space="preserve">Legacy per-subscription quota tracking is retained for monitoring/audit only</w:t>
-      </w:r>
-      <w:r>
-        <w:t xml:space="preserve"> </w:t>
-      </w:r>
-      <w:r>
-        <w:t xml:space="preserve">and superseded for all placement and scoring checks by group-level fields.</w:t>
-      </w:r>
-      <w:r>
-        <w:t xml:space="preserve"> </w:t>
-      </w:r>
-      <w:r>
-        <w:rPr>
-          <w:rStyle w:val="VerbatimChar"/>
-        </w:rPr>
-        <w:t xml:space="preserve">[Decided]</w:t>
-      </w:r>
-    </w:p>
-    <w:p>
-      <w:pPr>
-        <w:numPr>
-          <w:ilvl w:val="0"/>
-          <w:numId w:val="1002"/>
-        </w:numPr>
-      </w:pPr>
-      <w:r>
-        <w:rPr>
-          <w:bCs/>
-          <w:b/>
-        </w:rPr>
-        <w:t xml:space="preserve">Continuous protection:</w:t>
-      </w:r>
-      <w:r>
-        <w:t xml:space="preserve"> </w:t>
-      </w:r>
-      <w:r>
-        <w:t xml:space="preserve">the reconciliation loop watches for floor violations and emits</w:t>
-      </w:r>
-      <w:r>
-        <w:t xml:space="preserve"> </w:t>
-      </w:r>
-      <w:r>
-        <w:rPr>
-          <w:rStyle w:val="VerbatimChar"/>
-        </w:rPr>
-        <w:t xml:space="preserve">DRFloorViolationDetected</w:t>
-      </w:r>
-      <w:r>
-        <w:t xml:space="preserve">; NonProd CRG scale operations that approach the ceiling are operator-gated.</w:t>
-      </w:r>
-    </w:p>
-    <w:p>
-      <w:pPr>
-        <w:pStyle w:val="FirstParagraph"/>
-      </w:pPr>
-      <w:r>
-        <w:rPr>
-          <w:bCs/>
-          <w:b/>
-        </w:rPr>
-        <w:t xml:space="preserve">Worked topology example:</w:t>
-      </w:r>
-      <w:r>
-        <w:t xml:space="preserve"> </w:t>
-      </w:r>
-      <w:r>
-        <w:t xml:space="preserve">Prod group 128 vCPU; NonProd+DR group 80 vCPU; DR floor 32 vCPU → effective NonProd ceiling 48 vCPU.</w:t>
-      </w:r>
-    </w:p>
-    <w:p>
-      <w:pPr>
-        <w:pStyle w:val="CaptionedFigure"/>
-      </w:pPr>
-      <w:r>
-        <w:drawing>
-          <wp:inline>
-            <wp:extent cx="5334000" cy="4769303"/>
-            <wp:effectExtent b="0" l="0" r="0" t="0"/>
-            <wp:docPr descr="Figure 1. Two-quota-group-per-region model — an isolated Prod-only group and a shared NonProd+DR group with the engine-enforced DR floor and the effective NonProd ceiling." title="" id="22" name="Picture"/>
-            <a:graphic>
-              <a:graphicData uri="http://schemas.openxmlformats.org/drawingml/2006/picture">
-                <pic:pic>
-                  <pic:nvPicPr>
-                    <pic:cNvPr descr="diagrams/adr002_quota_groups.png" id="23" name="Picture"/>
-                    <pic:cNvPicPr>
-                      <a:picLocks noChangeArrowheads="1" noChangeAspect="1"/>
-                    </pic:cNvPicPr>
-                  </pic:nvPicPr>
-                  <pic:blipFill>
-                    <a:blip r:embed="rId21"/>
-                    <a:stretch>
-                      <a:fillRect/>
-                    </a:stretch>
-                  </pic:blipFill>
-                  <pic:spPr bwMode="auto">
-                    <a:xfrm>
-                      <a:off x="0" y="0"/>
-                      <a:ext cx="5334000" cy="4769303"/>
-                    </a:xfrm>
-                    <a:prstGeom prst="rect">
-                      <a:avLst/>
-                    </a:prstGeom>
-                    <a:noFill/>
-                    <a:ln w="9525">
-                      <a:noFill/>
-                      <a:headEnd/>
-                      <a:tailEnd/>
-                    </a:ln>
-                  </pic:spPr>
-                </pic:pic>
-              </a:graphicData>
-            </a:graphic>
-          </wp:inline>
-        </w:drawing>
-      </w:r>
-    </w:p>
-    <w:p>
-      <w:pPr>
-        <w:pStyle w:val="ImageCaption"/>
-      </w:pPr>
-      <w:r>
-        <w:rPr>
-          <w:bCs/>
-          <w:b/>
-        </w:rPr>
-        <w:t xml:space="preserve">Figure 1.</w:t>
-      </w:r>
-      <w:r>
-        <w:t xml:space="preserve"> </w:t>
-      </w:r>
-      <w:r>
-        <w:t xml:space="preserve">Two-quota-group-per-region model — an isolated Prod-only group and a shared NonProd+DR group with the engine-enforced DR floor and the effective NonProd ceiling.</w:t>
-      </w:r>
-    </w:p>
-    <w:bookmarkStart w:id="24" w:name="group-accounting-formulas-normative"/>
-    <w:p>
-      <w:pPr>
-        <w:pStyle w:val="Heading4"/>
-      </w:pPr>
-      <w:r>
-        <w:t xml:space="preserve">Group Accounting Formulas (normative)</w:t>
-      </w:r>
-    </w:p>
-    <w:p>
-      <w:pPr>
-        <w:pStyle w:val="FirstParagraph"/>
-      </w:pPr>
-      <w:r>
-        <w:t xml:space="preserve">All four are</w:t>
-      </w:r>
-      <w:r>
-        <w:t xml:space="preserve"> </w:t>
-      </w:r>
-      <w:r>
-        <w:rPr>
-          <w:bCs/>
-          <w:b/>
-        </w:rPr>
-        <w:t xml:space="preserve">engine accounting controls</w:t>
-      </w:r>
-      <w:r>
-        <w:t xml:space="preserve"> </w:t>
-      </w:r>
-      <w:r>
-        <w:t xml:space="preserve">— they do not create a native Azure sub-reservation:</w:t>
-      </w:r>
-      <w:r>
-        <w:t xml:space="preserve"> </w:t>
-      </w:r>
-      <w:r>
-        <w:rPr>
-          <w:rStyle w:val="VerbatimChar"/>
-        </w:rPr>
-        <w:t xml:space="preserve">[Documented]</w:t>
-      </w:r>
-    </w:p>
-    <w:p>
-      <w:pPr>
-        <w:pStyle w:val="SourceCode"/>
-      </w:pPr>
-      <w:r>
-        <w:rPr>
-          <w:rStyle w:val="VerbatimChar"/>
-        </w:rPr>
-        <w:t xml:space="preserve">DR_Floor_vCPU             = Potential_DR_Demand × vCPU_Per_Instance × DR_Ratio_Max</w:t>
-      </w:r>
-      <w:r>
-        <w:br/>
-      </w:r>
-      <w:r>
-        <w:rPr>
-          <w:rStyle w:val="VerbatimChar"/>
-        </w:rPr>
-        <w:t xml:space="preserve">Effective_NonProd_Ceiling = NonProd_DR_Group_Limit − DR_Floor_vCPU</w:t>
-      </w:r>
-      <w:r>
-        <w:br/>
-      </w:r>
-      <w:r>
-        <w:rPr>
-          <w:rStyle w:val="VerbatimChar"/>
-        </w:rPr>
-        <w:t xml:space="preserve">NonProd_Headroom          = Effective_NonProd_Ceiling − NonProd_Used_vCPU</w:t>
-      </w:r>
-      <w:r>
-        <w:br/>
-      </w:r>
-      <w:r>
-        <w:rPr>
-          <w:rStyle w:val="VerbatimChar"/>
-        </w:rPr>
-        <w:t xml:space="preserve">Group_Headroom            = Group_Limit − Group_Used</w:t>
-      </w:r>
-    </w:p>
-    <w:bookmarkEnd w:id="24"/>
-    <w:bookmarkStart w:id="25" w:name="exact-enforcement-controls"/>
-    <w:p>
-      <w:pPr>
-        <w:pStyle w:val="Heading4"/>
-      </w:pPr>
-      <w:r>
-        <w:t xml:space="preserve">Exact Enforcement Controls</w:t>
-      </w:r>
-    </w:p>
-    <w:p>
-      <w:pPr>
-        <w:numPr>
-          <w:ilvl w:val="0"/>
-          <w:numId w:val="1004"/>
-        </w:numPr>
-        <w:pStyle w:val="Compact"/>
-      </w:pPr>
-      <w:r>
-        <w:t xml:space="preserve">Every</w:t>
-      </w:r>
-      <w:r>
-        <w:t xml:space="preserve"> </w:t>
-      </w:r>
-      <w:r>
-        <w:rPr>
-          <w:bCs/>
-          <w:b/>
-        </w:rPr>
-        <w:t xml:space="preserve">NonProd</w:t>
-      </w:r>
-      <w:r>
-        <w:t xml:space="preserve"> </w:t>
-      </w:r>
-      <w:r>
-        <w:t xml:space="preserve">increase performs a group check</w:t>
-      </w:r>
-      <w:r>
-        <w:t xml:space="preserve"> </w:t>
-      </w:r>
-      <w:r>
-        <w:rPr>
-          <w:bCs/>
-          <w:b/>
-        </w:rPr>
-        <w:t xml:space="preserve">and</w:t>
-      </w:r>
-      <w:r>
-        <w:t xml:space="preserve"> </w:t>
-      </w:r>
-      <w:r>
-        <w:t xml:space="preserve">a subscription check.</w:t>
-      </w:r>
-      <w:r>
-        <w:t xml:space="preserve"> </w:t>
-      </w:r>
-      <w:r>
-        <w:rPr>
-          <w:rStyle w:val="VerbatimChar"/>
-        </w:rPr>
-        <w:t xml:space="preserve">[Documented]</w:t>
-      </w:r>
-    </w:p>
-    <w:p>
-      <w:pPr>
-        <w:numPr>
-          <w:ilvl w:val="0"/>
-          <w:numId w:val="1004"/>
-        </w:numPr>
-        <w:pStyle w:val="Compact"/>
-      </w:pPr>
-      <w:r>
-        <w:t xml:space="preserve">Every</w:t>
-      </w:r>
-      <w:r>
-        <w:t xml:space="preserve"> </w:t>
-      </w:r>
-      <w:r>
-        <w:rPr>
-          <w:bCs/>
-          <w:b/>
-        </w:rPr>
-        <w:t xml:space="preserve">DR</w:t>
-      </w:r>
-      <w:r>
-        <w:t xml:space="preserve"> </w:t>
-      </w:r>
-      <w:r>
-        <w:t xml:space="preserve">increase performs a group check, subscription check, SKU check, capacity check,</w:t>
-      </w:r>
-      <w:r>
-        <w:t xml:space="preserve"> </w:t>
-      </w:r>
-      <w:r>
-        <w:rPr>
-          <w:bCs/>
-          <w:b/>
-        </w:rPr>
-        <w:t xml:space="preserve">and</w:t>
-      </w:r>
-      <w:r>
-        <w:t xml:space="preserve"> </w:t>
-      </w:r>
-      <w:r>
-        <w:t xml:space="preserve">active-incident check.</w:t>
-      </w:r>
-    </w:p>
-    <w:p>
-      <w:pPr>
-        <w:numPr>
-          <w:ilvl w:val="0"/>
-          <w:numId w:val="1004"/>
-        </w:numPr>
-        <w:pStyle w:val="Compact"/>
-      </w:pPr>
-      <w:r>
-        <w:t xml:space="preserve">A</w:t>
-      </w:r>
-      <w:r>
-        <w:t xml:space="preserve"> </w:t>
-      </w:r>
-      <w:r>
-        <w:rPr>
-          <w:bCs/>
-          <w:b/>
-        </w:rPr>
-        <w:t xml:space="preserve">separate detector</w:t>
-      </w:r>
-      <w:r>
-        <w:t xml:space="preserve"> </w:t>
-      </w:r>
-      <w:r>
-        <w:t xml:space="preserve">recalculates the DR floor from authoritative assignment/allocation data. Any disagreement between the command-time and detector calculations</w:t>
-      </w:r>
-      <w:r>
-        <w:t xml:space="preserve"> </w:t>
-      </w:r>
-      <w:r>
-        <w:rPr>
-          <w:bCs/>
-          <w:b/>
-        </w:rPr>
-        <w:t xml:space="preserve">disables automatic NonProd expansion</w:t>
-      </w:r>
-      <w:r>
-        <w:t xml:space="preserve"> </w:t>
-      </w:r>
-      <w:r>
-        <w:t xml:space="preserve">(fail-safe) and raises</w:t>
-      </w:r>
-      <w:r>
-        <w:t xml:space="preserve"> </w:t>
-      </w:r>
-      <w:r>
-        <w:rPr>
-          <w:rStyle w:val="VerbatimChar"/>
-        </w:rPr>
-        <w:t xml:space="preserve">DRFloorViolationDetected</w:t>
-      </w:r>
-      <w:r>
-        <w:t xml:space="preserve">.</w:t>
-      </w:r>
-    </w:p>
-    <w:p>
-      <w:pPr>
-        <w:numPr>
-          <w:ilvl w:val="0"/>
-          <w:numId w:val="1004"/>
-        </w:numPr>
-        <w:pStyle w:val="Compact"/>
-      </w:pPr>
-      <w:r>
-        <w:t xml:space="preserve">Group propagation is</w:t>
-      </w:r>
-      <w:r>
-        <w:t xml:space="preserve"> </w:t>
-      </w:r>
-      <w:r>
-        <w:rPr>
-          <w:bCs/>
-          <w:b/>
-        </w:rPr>
-        <w:t xml:space="preserve">polled</w:t>
-      </w:r>
-      <w:r>
-        <w:t xml:space="preserve"> </w:t>
-      </w:r>
-      <w:r>
-        <w:t xml:space="preserve">— no fixed propagation SLA is assumed.</w:t>
-      </w:r>
-    </w:p>
-    <w:bookmarkEnd w:id="25"/>
-    <w:bookmarkStart w:id="26" w:name="grouptype-preview-dependency"/>
-    <w:p>
-      <w:pPr>
-        <w:pStyle w:val="Heading4"/>
-      </w:pPr>
-      <w:r>
-        <w:rPr>
-          <w:rStyle w:val="VerbatimChar"/>
-        </w:rPr>
-        <w:t xml:space="preserve">groupType</w:t>
-      </w:r>
-      <w:r>
-        <w:t xml:space="preserve"> </w:t>
-      </w:r>
-      <w:r>
-        <w:t xml:space="preserve">Preview Dependency</w:t>
-      </w:r>
-    </w:p>
-    <w:p>
-      <w:pPr>
-        <w:pStyle w:val="FirstParagraph"/>
-      </w:pPr>
-      <w:r>
-        <w:t xml:space="preserve">The Quota-Group</w:t>
-      </w:r>
-      <w:r>
-        <w:t xml:space="preserve"> </w:t>
-      </w:r>
-      <w:r>
-        <w:rPr>
-          <w:rStyle w:val="VerbatimChar"/>
-        </w:rPr>
-        <w:t xml:space="preserve">groupType</w:t>
-      </w:r>
-      <w:r>
-        <w:t xml:space="preserve"> </w:t>
-      </w:r>
-      <w:r>
-        <w:t xml:space="preserve">property (</w:t>
-      </w:r>
-      <w:r>
-        <w:rPr>
-          <w:rStyle w:val="VerbatimChar"/>
-        </w:rPr>
-        <w:t xml:space="preserve">AllocationGroup</w:t>
-      </w:r>
-      <w:r>
-        <w:t xml:space="preserve"> </w:t>
-      </w:r>
-      <w:r>
-        <w:t xml:space="preserve">= advisory vs</w:t>
-      </w:r>
-      <w:r>
-        <w:t xml:space="preserve"> </w:t>
-      </w:r>
-      <w:r>
-        <w:rPr>
-          <w:rStyle w:val="VerbatimChar"/>
-        </w:rPr>
-        <w:t xml:space="preserve">EnforcedGroup</w:t>
-      </w:r>
-      <w:r>
-        <w:t xml:space="preserve"> </w:t>
-      </w:r>
-      <w:r>
-        <w:t xml:space="preserve">= enforced) is</w:t>
-      </w:r>
-      <w:r>
-        <w:t xml:space="preserve"> </w:t>
-      </w:r>
-      <w:r>
-        <w:rPr>
-          <w:bCs/>
-          <w:b/>
-        </w:rPr>
-        <w:t xml:space="preserve">preview-only</w:t>
-      </w:r>
-      <w:r>
-        <w:t xml:space="preserve"> </w:t>
-      </w:r>
-      <w:r>
-        <w:t xml:space="preserve">in the Azure Quota REST API and is not GA.</w:t>
-      </w:r>
-      <w:r>
-        <w:t xml:space="preserve"> </w:t>
-      </w:r>
-      <w:r>
-        <w:rPr>
-          <w:rStyle w:val="VerbatimChar"/>
-        </w:rPr>
-        <w:t xml:space="preserve">[Documented]</w:t>
-      </w:r>
-      <w:r>
-        <w:t xml:space="preserve"> </w:t>
-      </w:r>
-      <w:r>
-        <w:t xml:space="preserve">The engine’s accounting controls are deliberately</w:t>
-      </w:r>
-      <w:r>
-        <w:t xml:space="preserve"> </w:t>
-      </w:r>
-      <w:r>
-        <w:rPr>
-          <w:bCs/>
-          <w:b/>
-        </w:rPr>
-        <w:t xml:space="preserve">engine-level and do not depend on</w:t>
-      </w:r>
-      <w:r>
-        <w:rPr>
-          <w:bCs/>
-          <w:b/>
-        </w:rPr>
-        <w:t xml:space="preserve"> </w:t>
-      </w:r>
-      <w:r>
-        <w:rPr>
-          <w:rStyle w:val="VerbatimChar"/>
-          <w:bCs/>
-          <w:b/>
-        </w:rPr>
-        <w:t xml:space="preserve">groupType</w:t>
-      </w:r>
-      <w:r>
-        <w:rPr>
-          <w:bCs/>
-          <w:b/>
-        </w:rPr>
-        <w:t xml:space="preserve"> </w:t>
-      </w:r>
-      <w:r>
-        <w:rPr>
-          <w:bCs/>
-          <w:b/>
-        </w:rPr>
-        <w:t xml:space="preserve">enforcement</w:t>
-      </w:r>
-      <w:r>
-        <w:t xml:space="preserve">. If</w:t>
-      </w:r>
-      <w:r>
-        <w:t xml:space="preserve"> </w:t>
-      </w:r>
-      <w:r>
-        <w:rPr>
-          <w:rStyle w:val="VerbatimChar"/>
-        </w:rPr>
-        <w:t xml:space="preserve">EnforcedGroup</w:t>
-      </w:r>
-      <w:r>
-        <w:t xml:space="preserve"> </w:t>
-      </w:r>
-      <w:r>
-        <w:t xml:space="preserve">is ever relied upon to drop the engine’s own subscription-level check, that dependency must pass a preview-acceptance proof-of-concept and a recorded decision first. Engineering constraint: pin the exact preview API version in all quota-group calls and add version-drift detection to the platform health check.</w:t>
-      </w:r>
-    </w:p>
-    <w:bookmarkEnd w:id="26"/>
-    <w:bookmarkEnd w:id="27"/>
-    <w:bookmarkStart w:id="28" w:name="consequences"/>
-    <w:p>
-      <w:pPr>
-        <w:pStyle w:val="Heading3"/>
-      </w:pPr>
-      <w:r>
-        <w:t xml:space="preserve">Consequences</w:t>
-      </w:r>
-    </w:p>
-    <w:p>
-      <w:pPr>
-        <w:pStyle w:val="FirstParagraph"/>
-      </w:pPr>
-      <w:r>
-        <w:rPr>
-          <w:bCs/>
-          <w:b/>
-        </w:rPr>
-        <w:t xml:space="preserve">Positive:</w:t>
-      </w:r>
-      <w:r>
-        <w:t xml:space="preserve"> </w:t>
-      </w:r>
-      <w:r>
-        <w:t xml:space="preserve">- Prod isolation is enforced at the Azure control-plane level — a NonProd surge cannot starve Prod.</w:t>
-      </w:r>
-      <w:r>
-        <w:t xml:space="preserve"> </w:t>
-      </w:r>
-      <w:r>
-        <w:t xml:space="preserve">- Tier 2 Emergency Capacity Transfer becomes</w:t>
-      </w:r>
-      <w:r>
-        <w:t xml:space="preserve"> </w:t>
-      </w:r>
-      <w:r>
-        <w:rPr>
-          <w:bCs/>
-          <w:b/>
-        </w:rPr>
-        <w:t xml:space="preserve">truly quota-neutral</w:t>
-      </w:r>
-      <w:r>
-        <w:t xml:space="preserve"> </w:t>
-      </w:r>
-      <w:r>
-        <w:t xml:space="preserve">(ARM operations only, no Azure approval gate) because NonProd and DR draw from the same group pool (see ADR-003).</w:t>
-      </w:r>
-      <w:r>
-        <w:t xml:space="preserve"> </w:t>
-      </w:r>
-      <w:r>
-        <w:t xml:space="preserve">- Clean chargeback: one Azure billing record per group per region.</w:t>
-      </w:r>
-      <w:r>
-        <w:t xml:space="preserve"> </w:t>
-      </w:r>
-      <w:r>
-        <w:t xml:space="preserve">- The DR floor guarantees a protected reservation NonProd can never erode.</w:t>
-      </w:r>
-    </w:p>
-    <w:p>
-      <w:pPr>
-        <w:pStyle w:val="BodyText"/>
-      </w:pPr>
-      <w:r>
-        <w:rPr>
-          <w:bCs/>
-          <w:b/>
-        </w:rPr>
-        <w:t xml:space="preserve">Negative / trade-offs:</w:t>
-      </w:r>
-      <w:r>
-        <w:t xml:space="preserve"> </w:t>
-      </w:r>
-      <w:r>
-        <w:t xml:space="preserve">- The DR floor is a</w:t>
-      </w:r>
-      <w:r>
-        <w:t xml:space="preserve"> </w:t>
-      </w:r>
-      <w:r>
-        <w:rPr>
-          <w:bCs/>
-          <w:b/>
-        </w:rPr>
-        <w:t xml:space="preserve">soft ceiling the engine must maintain continuously</w:t>
-      </w:r>
-      <w:r>
-        <w:t xml:space="preserve"> </w:t>
-      </w:r>
-      <w:r>
-        <w:t xml:space="preserve">— Azure won’t enforce it. A bug could allow NonProd to breach the floor; mitigated by</w:t>
-      </w:r>
-      <w:r>
-        <w:t xml:space="preserve"> </w:t>
-      </w:r>
-      <w:r>
-        <w:rPr>
-          <w:rStyle w:val="VerbatimChar"/>
-        </w:rPr>
-        <w:t xml:space="preserve">DRFloorViolationDetected</w:t>
-      </w:r>
-      <w:r>
-        <w:t xml:space="preserve"> </w:t>
-      </w:r>
-      <w:r>
-        <w:t xml:space="preserve">alerting and operator gates.</w:t>
-      </w:r>
-      <w:r>
-        <w:t xml:space="preserve"> </w:t>
-      </w:r>
-      <w:r>
-        <w:rPr>
-          <w:rStyle w:val="VerbatimChar"/>
-        </w:rPr>
-        <w:t xml:space="preserve">[Decided]</w:t>
-      </w:r>
-      <w:r>
-        <w:t xml:space="preserve"> </w:t>
-      </w:r>
-      <w:r>
-        <w:t xml:space="preserve">- Sizing the floor at</w:t>
-      </w:r>
-      <w:r>
-        <w:t xml:space="preserve"> </w:t>
-      </w:r>
-      <w:r>
-        <w:rPr>
-          <w:rStyle w:val="VerbatimChar"/>
-        </w:rPr>
-        <w:t xml:space="preserve">dr_ratio_max</w:t>
-      </w:r>
-      <w:r>
-        <w:t xml:space="preserve"> </w:t>
-      </w:r>
-      <w:r>
-        <w:t xml:space="preserve">over-reserves quota slightly at lower operating ratios — a deliberate reliability-over-cost trade, reviewed quarterly.</w:t>
-      </w:r>
-      <w:r>
-        <w:t xml:space="preserve"> </w:t>
-      </w:r>
-      <w:r>
-        <w:rPr>
-          <w:rStyle w:val="VerbatimChar"/>
-        </w:rPr>
-        <w:t xml:space="preserve">[Decided]</w:t>
-      </w:r>
-      <w:r>
-        <w:t xml:space="preserve"> </w:t>
-      </w:r>
-      <w:r>
-        <w:t xml:space="preserve">-</w:t>
-      </w:r>
-      <w:r>
-        <w:t xml:space="preserve"> </w:t>
-      </w:r>
-      <w:r>
-        <w:rPr>
-          <w:rStyle w:val="VerbatimChar"/>
-        </w:rPr>
-        <w:t xml:space="preserve">Quota_Score</w:t>
-      </w:r>
-      <w:r>
-        <w:t xml:space="preserve"> </w:t>
-      </w:r>
-      <w:r>
-        <w:t xml:space="preserve">and HC-3 must be environment-type-aware (three code paths).</w:t>
-      </w:r>
-      <w:r>
-        <w:t xml:space="preserve"> </w:t>
-      </w:r>
-      <w:r>
-        <w:t xml:space="preserve">-</w:t>
-      </w:r>
-      <w:r>
-        <w:t xml:space="preserve"> </w:t>
-      </w:r>
-      <w:r>
-        <w:rPr>
-          <w:bCs/>
-          <w:b/>
-        </w:rPr>
-        <w:t xml:space="preserve">Hard dependency on Azure Quota Groups GA</w:t>
-      </w:r>
-      <w:r>
-        <w:t xml:space="preserve"> </w:t>
-      </w:r>
-      <w:r>
-        <w:t xml:space="preserve">— validated by proof-of-concept before rollout; if</w:t>
-      </w:r>
-      <w:r>
-        <w:t xml:space="preserve"> </w:t>
-      </w:r>
-      <w:r>
-        <w:rPr>
-          <w:rStyle w:val="VerbatimChar"/>
-        </w:rPr>
-        <w:t xml:space="preserve">groupQuotas</w:t>
-      </w:r>
-      <w:r>
-        <w:t xml:space="preserve"> </w:t>
-      </w:r>
-      <w:r>
-        <w:t xml:space="preserve">returns 404 in the target tenant/region, escalate to Azure Support.</w:t>
-      </w:r>
-    </w:p>
-    <w:bookmarkEnd w:id="28"/>
-    <w:bookmarkStart w:id="29" w:name="alternatives-considered"/>
-    <w:p>
-      <w:pPr>
-        <w:pStyle w:val="Heading3"/>
-      </w:pPr>
-      <w:r>
-        <w:t xml:space="preserve">Alternatives Considered</w:t>
+    <w:bookmarkEnd w:id="22"/>
+    <w:bookmarkStart w:id="23" w:name="quota-pooling-and-allocation"/>
+    <w:p>
+      <w:pPr>
+        <w:pStyle w:val="Heading2"/>
+      </w:pPr>
+      <w:r>
+        <w:t xml:space="preserve">Quota Pooling and Allocation</w:t>
       </w:r>
     </w:p>
     <w:tbl>
@@ -1578,19 +765,19 @@
               <w:jc w:val="left"/>
             </w:pPr>
             <w:r>
-              <w:t xml:space="preserve">Alternative</w:t>
-            </w:r>
-          </w:p>
-        </w:tc>
-        <w:tc>
-          <w:tcPr/>
-          <w:p>
-            <w:pPr>
-              <w:pStyle w:val="Compact"/>
-              <w:jc w:val="left"/>
-            </w:pPr>
-            <w:r>
-              <w:t xml:space="preserve">Why Rejected</w:t>
+              <w:t xml:space="preserve">Control</w:t>
+            </w:r>
+          </w:p>
+        </w:tc>
+        <w:tc>
+          <w:tcPr/>
+          <w:p>
+            <w:pPr>
+              <w:pStyle w:val="Compact"/>
+              <w:jc w:val="left"/>
+            </w:pPr>
+            <w:r>
+              <w:t xml:space="preserve">Decision</w:t>
             </w:r>
           </w:p>
         </w:tc>
@@ -1604,29 +791,1078 @@
               <w:jc w:val="left"/>
             </w:pPr>
             <w:r>
-              <w:rPr>
-                <w:bCs/>
-                <w:b/>
-              </w:rPr>
-              <w:t xml:space="preserve">Single shared quota pool</w:t>
-            </w:r>
-            <w:r>
-              <w:t xml:space="preserve"> </w:t>
-            </w:r>
-            <w:r>
-              <w:t xml:space="preserve">(all three CRGs)</w:t>
-            </w:r>
-          </w:p>
-        </w:tc>
-        <w:tc>
-          <w:tcPr/>
-          <w:p>
-            <w:pPr>
-              <w:pStyle w:val="Compact"/>
-              <w:jc w:val="left"/>
-            </w:pPr>
-            <w:r>
-              <w:t xml:space="preserve">Breaks Prod isolation — a NonProd surge can consume Prod’s quota.</w:t>
+              <w:t xml:space="preserve">Inventory</w:t>
+            </w:r>
+          </w:p>
+        </w:tc>
+        <w:tc>
+          <w:tcPr/>
+          <w:p>
+            <w:pPr>
+              <w:pStyle w:val="Compact"/>
+              <w:jc w:val="left"/>
+            </w:pPr>
+            <w:r>
+              <w:t xml:space="preserve">Maintain subscription, region, VM/quota family, assigned quota, used quota, available quota, pooled quota, and pending increase records.</w:t>
+            </w:r>
+          </w:p>
+        </w:tc>
+      </w:tr>
+      <w:tr>
+        <w:tc>
+          <w:tcPr/>
+          <w:p>
+            <w:pPr>
+              <w:pStyle w:val="Compact"/>
+              <w:jc w:val="left"/>
+            </w:pPr>
+            <w:r>
+              <w:t xml:space="preserve">Pooling</w:t>
+            </w:r>
+          </w:p>
+        </w:tc>
+        <w:tc>
+          <w:tcPr/>
+          <w:p>
+            <w:pPr>
+              <w:pStyle w:val="Compact"/>
+              <w:jc w:val="left"/>
+            </w:pPr>
+            <w:r>
+              <w:t xml:space="preserve">Eligible subscriptions contribute unused regional VM-family quota to the governed pool when policy permits.</w:t>
+            </w:r>
+          </w:p>
+        </w:tc>
+      </w:tr>
+      <w:tr>
+        <w:tc>
+          <w:tcPr/>
+          <w:p>
+            <w:pPr>
+              <w:pStyle w:val="Compact"/>
+              <w:jc w:val="left"/>
+            </w:pPr>
+            <w:r>
+              <w:t xml:space="preserve">Allocation</w:t>
+            </w:r>
+          </w:p>
+        </w:tc>
+        <w:tc>
+          <w:tcPr/>
+          <w:p>
+            <w:pPr>
+              <w:pStyle w:val="Compact"/>
+              <w:jc w:val="left"/>
+            </w:pPr>
+            <w:r>
+              <w:t xml:space="preserve">Allocate quota to target subscriptions for deployment demand, production buffer, and approved DR need.</w:t>
+            </w:r>
+          </w:p>
+        </w:tc>
+      </w:tr>
+      <w:tr>
+        <w:tc>
+          <w:tcPr/>
+          <w:p>
+            <w:pPr>
+              <w:pStyle w:val="Compact"/>
+              <w:jc w:val="left"/>
+            </w:pPr>
+            <w:r>
+              <w:t xml:space="preserve">Reclamation</w:t>
+            </w:r>
+          </w:p>
+        </w:tc>
+        <w:tc>
+          <w:tcPr/>
+          <w:p>
+            <w:pPr>
+              <w:pStyle w:val="Compact"/>
+              <w:jc w:val="left"/>
+            </w:pPr>
+            <w:r>
+              <w:t xml:space="preserve">Reclaim quota only when it will not drop a subscription below current usage, committed demand, production buffer, or approved DR need.</w:t>
+            </w:r>
+          </w:p>
+        </w:tc>
+      </w:tr>
+      <w:tr>
+        <w:tc>
+          <w:tcPr/>
+          <w:p>
+            <w:pPr>
+              <w:pStyle w:val="Compact"/>
+              <w:jc w:val="left"/>
+            </w:pPr>
+            <w:r>
+              <w:t xml:space="preserve">Audit</w:t>
+            </w:r>
+          </w:p>
+        </w:tc>
+        <w:tc>
+          <w:tcPr/>
+          <w:p>
+            <w:pPr>
+              <w:pStyle w:val="Compact"/>
+              <w:jc w:val="left"/>
+            </w:pPr>
+            <w:r>
+              <w:t xml:space="preserve">Log all allocation, reclamation, request, approval, rejection, and failure events with before/after values and correlation IDs.</w:t>
+            </w:r>
+          </w:p>
+        </w:tc>
+      </w:tr>
+    </w:tbl>
+    <w:p>
+      <w:pPr>
+        <w:pStyle w:val="BodyText"/>
+      </w:pPr>
+      <w:r>
+        <w:t xml:space="preserve">Production subscriptions maintain configurable quota headroom above current usage to support growth and the next approved deployment.</w:t>
+      </w:r>
+      <w:r>
+        <w:t xml:space="preserve"> </w:t>
+      </w:r>
+      <w:r>
+        <w:rPr>
+          <w:rStyle w:val="VerbatimChar"/>
+        </w:rPr>
+        <w:t xml:space="preserve">[Decided]</w:t>
+      </w:r>
+    </w:p>
+    <w:bookmarkEnd w:id="23"/>
+    <w:bookmarkStart w:id="26" w:name="dr-floor-accounting"/>
+    <w:p>
+      <w:pPr>
+        <w:pStyle w:val="Heading2"/>
+      </w:pPr>
+      <w:r>
+        <w:t xml:space="preserve">DR Floor Accounting</w:t>
+      </w:r>
+    </w:p>
+    <w:p>
+      <w:pPr>
+        <w:pStyle w:val="FirstParagraph"/>
+      </w:pPr>
+      <w:r>
+        <w:t xml:space="preserve">DR floor is destination-, SKU-, zone-, and policy-scoped:</w:t>
+      </w:r>
+    </w:p>
+    <w:p>
+      <w:pPr>
+        <w:pStyle w:val="SourceCode"/>
+      </w:pPr>
+      <w:r>
+        <w:rPr>
+          <w:rStyle w:val="VerbatimChar"/>
+        </w:rPr>
+        <w:t xml:space="preserve">Destination_DR_Requirement(d, sku, zone)</w:t>
+      </w:r>
+      <w:r>
+        <w:br/>
+      </w:r>
+      <w:r>
+        <w:rPr>
+          <w:rStyle w:val="VerbatimChar"/>
+        </w:rPr>
+        <w:t xml:space="preserve">  = MAX over non-concurrent source regions s protected by destination d (</w:t>
+      </w:r>
+      <w:r>
+        <w:br/>
+      </w:r>
+      <w:r>
+        <w:rPr>
+          <w:rStyle w:val="VerbatimChar"/>
+        </w:rPr>
+        <w:t xml:space="preserve">      Workload_Portion(s -&gt; d, sku, zone)</w:t>
+      </w:r>
+      <w:r>
+        <w:br/>
+      </w:r>
+      <w:r>
+        <w:rPr>
+          <w:rStyle w:val="VerbatimChar"/>
+        </w:rPr>
+        <w:t xml:space="preserve">    )</w:t>
+      </w:r>
+    </w:p>
+    <w:p>
+      <w:pPr>
+        <w:pStyle w:val="SourceCode"/>
+      </w:pPr>
+      <w:r>
+        <w:rPr>
+          <w:rStyle w:val="VerbatimChar"/>
+        </w:rPr>
+        <w:t xml:space="preserve">DR_Floor_vCPU(d, sku, zone)</w:t>
+      </w:r>
+      <w:r>
+        <w:br/>
+      </w:r>
+      <w:r>
+        <w:rPr>
+          <w:rStyle w:val="VerbatimChar"/>
+        </w:rPr>
+        <w:t xml:space="preserve">  = Destination_DR_Requirement(d, sku, zone) * vCPU_Per_Instance(sku)</w:t>
+      </w:r>
+    </w:p>
+    <w:p>
+      <w:pPr>
+        <w:pStyle w:val="FirstParagraph"/>
+      </w:pPr>
+      <w:r>
+        <w:rPr>
+          <w:rStyle w:val="VerbatimChar"/>
+        </w:rPr>
+        <w:t xml:space="preserve">MAX</w:t>
+      </w:r>
+      <w:r>
+        <w:t xml:space="preserve"> </w:t>
+      </w:r>
+      <w:r>
+        <w:t xml:space="preserve">is valid only because the baseline assumes a single failed source region at a time. A configured</w:t>
+      </w:r>
+      <w:r>
+        <w:t xml:space="preserve"> </w:t>
+      </w:r>
+      <w:r>
+        <w:rPr>
+          <w:rStyle w:val="VerbatimChar"/>
+        </w:rPr>
+        <w:t xml:space="preserve">SUM</w:t>
+      </w:r>
+      <w:r>
+        <w:t xml:space="preserve"> </w:t>
+      </w:r>
+      <w:r>
+        <w:t xml:space="preserve">basis is available where a customer contract or geography requires simultaneous source-region failure coverage.</w:t>
+      </w:r>
+      <w:r>
+        <w:t xml:space="preserve"> </w:t>
+      </w:r>
+      <w:r>
+        <w:rPr>
+          <w:rStyle w:val="VerbatimChar"/>
+        </w:rPr>
+        <w:t xml:space="preserve">[Decided]</w:t>
+      </w:r>
+    </w:p>
+    <w:bookmarkStart w:id="24" w:name="single-pool-accounting-primary-model"/>
+    <w:p>
+      <w:pPr>
+        <w:pStyle w:val="Heading3"/>
+      </w:pPr>
+      <w:r>
+        <w:t xml:space="preserve">Single-pool accounting (primary model)</w:t>
+      </w:r>
+    </w:p>
+    <w:p>
+      <w:pPr>
+        <w:pStyle w:val="FirstParagraph"/>
+      </w:pPr>
+      <w:r>
+        <w:t xml:space="preserve">In the single governed pool, Prod, NonProd/CVAL, and DR draw from one</w:t>
+      </w:r>
+      <w:r>
+        <w:t xml:space="preserve"> </w:t>
+      </w:r>
+      <w:r>
+        <w:rPr>
+          <w:rStyle w:val="VerbatimChar"/>
+        </w:rPr>
+        <w:t xml:space="preserve">Pool_Limit</w:t>
+      </w:r>
+      <w:r>
+        <w:t xml:space="preserve">. ACRME protects Prod and DR</w:t>
+      </w:r>
+      <w:r>
+        <w:t xml:space="preserve"> </w:t>
+      </w:r>
+      <w:r>
+        <w:rPr>
+          <w:bCs/>
+          <w:b/>
+        </w:rPr>
+        <w:t xml:space="preserve">inside</w:t>
+      </w:r>
+      <w:r>
+        <w:t xml:space="preserve"> </w:t>
+      </w:r>
+      <w:r>
+        <w:t xml:space="preserve">the shared balance using logical earmarks rather than physical groups:</w:t>
+      </w:r>
+    </w:p>
+    <w:p>
+      <w:pPr>
+        <w:pStyle w:val="SourceCode"/>
+      </w:pPr>
+      <w:r>
+        <w:rPr>
+          <w:rStyle w:val="VerbatimChar"/>
+        </w:rPr>
+        <w:t xml:space="preserve">Pool_Headroom            = Pool_Limit - Pool_Used</w:t>
+      </w:r>
+      <w:r>
+        <w:br/>
+      </w:r>
+      <w:r>
+        <w:rPr>
+          <w:rStyle w:val="VerbatimChar"/>
+        </w:rPr>
+        <w:t xml:space="preserve">Prod_Reserved_Floor      = Prod_Used_vCPU + Prod_Growth_Buffer_vCPU</w:t>
+      </w:r>
+      <w:r>
+        <w:br/>
+      </w:r>
+      <w:r>
+        <w:rPr>
+          <w:rStyle w:val="VerbatimChar"/>
+        </w:rPr>
+        <w:t xml:space="preserve">DR_Earmark_vCPU          = SUM over destinations d in scope ( DR_Floor_vCPU(d, sku, zone) )</w:t>
+      </w:r>
+      <w:r>
+        <w:br/>
+      </w:r>
+      <w:r>
+        <w:rPr>
+          <w:rStyle w:val="VerbatimChar"/>
+        </w:rPr>
+        <w:t xml:space="preserve">Allocatable_NonProd      = Pool_Limit - Prod_Reserved_Floor - DR_Earmark_vCPU - NonProd_Used_vCPU</w:t>
+      </w:r>
+      <w:r>
+        <w:br/>
+      </w:r>
+      <w:r>
+        <w:rPr>
+          <w:rStyle w:val="VerbatimChar"/>
+        </w:rPr>
+        <w:t xml:space="preserve">Emergency_DR_Available   = Pool_Headroom + reclaimable NonProd above committed demand</w:t>
+      </w:r>
+    </w:p>
+    <w:p>
+      <w:pPr>
+        <w:numPr>
+          <w:ilvl w:val="0"/>
+          <w:numId w:val="1002"/>
+        </w:numPr>
+        <w:pStyle w:val="Compact"/>
+      </w:pPr>
+      <w:r>
+        <w:rPr>
+          <w:rStyle w:val="VerbatimChar"/>
+        </w:rPr>
+        <w:t xml:space="preserve">Prod_Reserved_Floor</w:t>
+      </w:r>
+      <w:r>
+        <w:t xml:space="preserve"> </w:t>
+      </w:r>
+      <w:r>
+        <w:t xml:space="preserve">is never allocatable to NonProd; NonProd allocation stops at</w:t>
+      </w:r>
+      <w:r>
+        <w:t xml:space="preserve"> </w:t>
+      </w:r>
+      <w:r>
+        <w:rPr>
+          <w:rStyle w:val="VerbatimChar"/>
+        </w:rPr>
+        <w:t xml:space="preserve">Allocatable_NonProd</w:t>
+      </w:r>
+      <w:r>
+        <w:t xml:space="preserve"> </w:t>
+      </w:r>
+      <w:r>
+        <w:t xml:space="preserve">reaching zero (fail-safe).</w:t>
+      </w:r>
+      <w:r>
+        <w:t xml:space="preserve"> </w:t>
+      </w:r>
+      <w:r>
+        <w:rPr>
+          <w:rStyle w:val="VerbatimChar"/>
+        </w:rPr>
+        <w:t xml:space="preserve">[Decided]</w:t>
+      </w:r>
+    </w:p>
+    <w:p>
+      <w:pPr>
+        <w:numPr>
+          <w:ilvl w:val="0"/>
+          <w:numId w:val="1002"/>
+        </w:numPr>
+        <w:pStyle w:val="Compact"/>
+      </w:pPr>
+      <w:r>
+        <w:rPr>
+          <w:rStyle w:val="VerbatimChar"/>
+        </w:rPr>
+        <w:t xml:space="preserve">DR_Earmark_vCPU</w:t>
+      </w:r>
+      <w:r>
+        <w:t xml:space="preserve"> </w:t>
+      </w:r>
+      <w:r>
+        <w:t xml:space="preserve">reserves the max-not-sum DR requirement inside the pool so live NonProd usage cannot consume the standby-activation headroom (see ADR-003 CVAL/DR double-count guard).</w:t>
+      </w:r>
+      <w:r>
+        <w:t xml:space="preserve"> </w:t>
+      </w:r>
+      <w:r>
+        <w:rPr>
+          <w:rStyle w:val="VerbatimChar"/>
+        </w:rPr>
+        <w:t xml:space="preserve">[Decided]</w:t>
+      </w:r>
+    </w:p>
+    <w:p>
+      <w:pPr>
+        <w:numPr>
+          <w:ilvl w:val="0"/>
+          <w:numId w:val="1002"/>
+        </w:numPr>
+        <w:pStyle w:val="Compact"/>
+      </w:pPr>
+      <w:r>
+        <w:t xml:space="preserve">During a declared DR event the DR orchestrator may draw</w:t>
+      </w:r>
+      <w:r>
+        <w:t xml:space="preserve"> </w:t>
+      </w:r>
+      <w:r>
+        <w:rPr>
+          <w:rStyle w:val="VerbatimChar"/>
+        </w:rPr>
+        <w:t xml:space="preserve">Emergency_DR_Available</w:t>
+      </w:r>
+      <w:r>
+        <w:t xml:space="preserve"> </w:t>
+      </w:r>
+      <w:r>
+        <w:t xml:space="preserve">— pool headroom first, then reclaimable NonProd above committed demand — because all three environments share one pool, no cross-group transfer is required. This is the flexibility gain that motivates the single-pool model.</w:t>
+      </w:r>
+      <w:r>
+        <w:t xml:space="preserve"> </w:t>
+      </w:r>
+      <w:r>
+        <w:rPr>
+          <w:rStyle w:val="VerbatimChar"/>
+        </w:rPr>
+        <w:t xml:space="preserve">[Decided]</w:t>
+      </w:r>
+    </w:p>
+    <w:bookmarkEnd w:id="24"/>
+    <w:bookmarkStart w:id="25" w:name="X6577e5fe18d2c1285d4625d7fa0edc6f93ae969"/>
+    <w:p>
+      <w:pPr>
+        <w:pStyle w:val="Heading3"/>
+      </w:pPr>
+      <w:r>
+        <w:t xml:space="preserve">Two-group accounting (exception topology only)</w:t>
+      </w:r>
+    </w:p>
+    <w:p>
+      <w:pPr>
+        <w:pStyle w:val="FirstParagraph"/>
+      </w:pPr>
+      <w:r>
+        <w:t xml:space="preserve">Where the QUA-004 exception applies (Azure limit / mandatory Prod isolation), ACRME falls back to per-group accounting:</w:t>
+      </w:r>
+    </w:p>
+    <w:p>
+      <w:pPr>
+        <w:pStyle w:val="SourceCode"/>
+      </w:pPr>
+      <w:r>
+        <w:rPr>
+          <w:rStyle w:val="VerbatimChar"/>
+        </w:rPr>
+        <w:t xml:space="preserve">Effective_NonProd_Ceiling = NonProd_DR_Group_Limit - DR_Floor_vCPU</w:t>
+      </w:r>
+      <w:r>
+        <w:br/>
+      </w:r>
+      <w:r>
+        <w:rPr>
+          <w:rStyle w:val="VerbatimChar"/>
+        </w:rPr>
+        <w:t xml:space="preserve">NonProd_Headroom          = Effective_NonProd_Ceiling - NonProd_Used_vCPU</w:t>
+      </w:r>
+      <w:r>
+        <w:br/>
+      </w:r>
+      <w:r>
+        <w:rPr>
+          <w:rStyle w:val="VerbatimChar"/>
+        </w:rPr>
+        <w:t xml:space="preserve">Group_Headroom            = Group_Limit - Group_Used</w:t>
+      </w:r>
+    </w:p>
+    <w:p>
+      <w:pPr>
+        <w:pStyle w:val="FirstParagraph"/>
+      </w:pPr>
+      <w:r>
+        <w:t xml:space="preserve">These are engine accounting controls in both models. They do not create a native Azure sub-reservation unless Azure later provides and ACRME validates that capability.</w:t>
+      </w:r>
+      <w:r>
+        <w:t xml:space="preserve"> </w:t>
+      </w:r>
+      <w:r>
+        <w:rPr>
+          <w:rStyle w:val="VerbatimChar"/>
+        </w:rPr>
+        <w:t xml:space="preserve">[Assumed]</w:t>
+      </w:r>
+    </w:p>
+    <w:bookmarkEnd w:id="25"/>
+    <w:bookmarkEnd w:id="26"/>
+    <w:bookmarkStart w:id="27" w:name="readiness-and-enforcement"/>
+    <w:p>
+      <w:pPr>
+        <w:pStyle w:val="Heading2"/>
+      </w:pPr>
+      <w:r>
+        <w:t xml:space="preserve">Readiness and Enforcement</w:t>
+      </w:r>
+    </w:p>
+    <w:p>
+      <w:pPr>
+        <w:pStyle w:val="FirstParagraph"/>
+      </w:pPr>
+      <w:r>
+        <w:t xml:space="preserve">For every managed deployment, ACRME validates:</w:t>
+      </w:r>
+    </w:p>
+    <w:p>
+      <w:pPr>
+        <w:numPr>
+          <w:ilvl w:val="0"/>
+          <w:numId w:val="1003"/>
+        </w:numPr>
+        <w:pStyle w:val="Compact"/>
+      </w:pPr>
+      <w:r>
+        <w:t xml:space="preserve">target region/geography policy is approved;</w:t>
+      </w:r>
+    </w:p>
+    <w:p>
+      <w:pPr>
+        <w:numPr>
+          <w:ilvl w:val="0"/>
+          <w:numId w:val="1003"/>
+        </w:numPr>
+        <w:pStyle w:val="Compact"/>
+      </w:pPr>
+      <w:r>
+        <w:t xml:space="preserve">zone and SKU are supported;</w:t>
+      </w:r>
+    </w:p>
+    <w:p>
+      <w:pPr>
+        <w:numPr>
+          <w:ilvl w:val="0"/>
+          <w:numId w:val="1003"/>
+        </w:numPr>
+        <w:pStyle w:val="Compact"/>
+      </w:pPr>
+      <w:r>
+        <w:t xml:space="preserve">reservation exists when required;</w:t>
+      </w:r>
+    </w:p>
+    <w:p>
+      <w:pPr>
+        <w:numPr>
+          <w:ilvl w:val="0"/>
+          <w:numId w:val="1003"/>
+        </w:numPr>
+        <w:pStyle w:val="Compact"/>
+      </w:pPr>
+      <w:r>
+        <w:t xml:space="preserve">reservation SKU, region, zone, and sharing authorization match;</w:t>
+      </w:r>
+    </w:p>
+    <w:p>
+      <w:pPr>
+        <w:numPr>
+          <w:ilvl w:val="0"/>
+          <w:numId w:val="1003"/>
+        </w:numPr>
+        <w:pStyle w:val="Compact"/>
+      </w:pPr>
+      <w:r>
+        <w:t xml:space="preserve">sufficient reserved capacity exists or over-allocation is explicitly approved;</w:t>
+      </w:r>
+    </w:p>
+    <w:p>
+      <w:pPr>
+        <w:numPr>
+          <w:ilvl w:val="0"/>
+          <w:numId w:val="1003"/>
+        </w:numPr>
+        <w:pStyle w:val="Compact"/>
+      </w:pPr>
+      <w:r>
+        <w:t xml:space="preserve">consumer/deploying subscription quota is sufficient;</w:t>
+      </w:r>
+    </w:p>
+    <w:p>
+      <w:pPr>
+        <w:numPr>
+          <w:ilvl w:val="0"/>
+          <w:numId w:val="1003"/>
+        </w:numPr>
+        <w:pStyle w:val="Compact"/>
+      </w:pPr>
+      <w:r>
+        <w:t xml:space="preserve">quota and reservation state are fresh enough;</w:t>
+      </w:r>
+    </w:p>
+    <w:p>
+      <w:pPr>
+        <w:numPr>
+          <w:ilvl w:val="0"/>
+          <w:numId w:val="1003"/>
+        </w:numPr>
+        <w:pStyle w:val="Compact"/>
+      </w:pPr>
+      <w:r>
+        <w:t xml:space="preserve">no policy, exception, or maintenance block is active.</w:t>
+      </w:r>
+      <w:r>
+        <w:t xml:space="preserve"> </w:t>
+      </w:r>
+      <w:r>
+        <w:rPr>
+          <w:rStyle w:val="VerbatimChar"/>
+        </w:rPr>
+        <w:t xml:space="preserve">[Decided]</w:t>
+      </w:r>
+    </w:p>
+    <w:p>
+      <w:pPr>
+        <w:pStyle w:val="FirstParagraph"/>
+      </w:pPr>
+      <w:r>
+        <w:t xml:space="preserve">Quota and capacity readiness states are defined in ADR-001. Reserved capacity greater than deployable quota must produce</w:t>
+      </w:r>
+      <w:r>
+        <w:t xml:space="preserve"> </w:t>
+      </w:r>
+      <w:r>
+        <w:rPr>
+          <w:rStyle w:val="VerbatimChar"/>
+        </w:rPr>
+        <w:t xml:space="preserve">READY_WITH_RISK</w:t>
+      </w:r>
+      <w:r>
+        <w:t xml:space="preserve"> </w:t>
+      </w:r>
+      <w:r>
+        <w:t xml:space="preserve">or</w:t>
+      </w:r>
+      <w:r>
+        <w:t xml:space="preserve"> </w:t>
+      </w:r>
+      <w:r>
+        <w:rPr>
+          <w:rStyle w:val="VerbatimChar"/>
+        </w:rPr>
+        <w:t xml:space="preserve">QUOTA_DEFICIT</w:t>
+      </w:r>
+      <w:r>
+        <w:t xml:space="preserve"> </w:t>
+      </w:r>
+      <w:r>
+        <w:t xml:space="preserve">depending on policy; it must not be reported as fully ready.</w:t>
+      </w:r>
+      <w:r>
+        <w:t xml:space="preserve"> </w:t>
+      </w:r>
+      <w:r>
+        <w:rPr>
+          <w:rStyle w:val="VerbatimChar"/>
+        </w:rPr>
+        <w:t xml:space="preserve">[Decided]</w:t>
+      </w:r>
+    </w:p>
+    <w:bookmarkEnd w:id="27"/>
+    <w:bookmarkStart w:id="28" w:name="quota-group-preview-dependency"/>
+    <w:p>
+      <w:pPr>
+        <w:pStyle w:val="Heading2"/>
+      </w:pPr>
+      <w:r>
+        <w:t xml:space="preserve">Quota Group Preview Dependency</w:t>
+      </w:r>
+    </w:p>
+    <w:p>
+      <w:pPr>
+        <w:pStyle w:val="FirstParagraph"/>
+      </w:pPr>
+      <w:r>
+        <w:t xml:space="preserve">Azure Quota Groups and</w:t>
+      </w:r>
+      <w:r>
+        <w:t xml:space="preserve"> </w:t>
+      </w:r>
+      <w:r>
+        <w:rPr>
+          <w:rStyle w:val="VerbatimChar"/>
+        </w:rPr>
+        <w:t xml:space="preserve">groupType</w:t>
+      </w:r>
+      <w:r>
+        <w:t xml:space="preserve"> </w:t>
+      </w:r>
+      <w:r>
+        <w:t xml:space="preserve">semantics remain feature-maturity dependencies. ACRME must pin API versions, monitor version drift, and retain subscription-level quota checks until POC-001 and DEP-001 explicitly approve otherwise.</w:t>
+      </w:r>
+      <w:r>
+        <w:t xml:space="preserve"> </w:t>
+      </w:r>
+      <w:r>
+        <w:rPr>
+          <w:rStyle w:val="VerbatimChar"/>
+        </w:rPr>
+        <w:t xml:space="preserve">[Assumed]</w:t>
+      </w:r>
+    </w:p>
+    <w:bookmarkEnd w:id="28"/>
+    <w:bookmarkStart w:id="29" w:name="consequences"/>
+    <w:p>
+      <w:pPr>
+        <w:pStyle w:val="Heading2"/>
+      </w:pPr>
+      <w:r>
+        <w:t xml:space="preserve">Consequences</w:t>
+      </w:r>
+    </w:p>
+    <w:p>
+      <w:pPr>
+        <w:pStyle w:val="FirstParagraph"/>
+      </w:pPr>
+      <w:r>
+        <w:rPr>
+          <w:bCs/>
+          <w:b/>
+        </w:rPr>
+        <w:t xml:space="preserve">Positive</w:t>
+      </w:r>
+    </w:p>
+    <w:p>
+      <w:pPr>
+        <w:numPr>
+          <w:ilvl w:val="0"/>
+          <w:numId w:val="1004"/>
+        </w:numPr>
+        <w:pStyle w:val="Compact"/>
+      </w:pPr>
+      <w:r>
+        <w:t xml:space="preserve">Single governed pool maximises manipulation flexibility: all stranded default per-region quota is collected once and allocated where needed, improving utilisation and cutting the number of quota-increase requests to Microsoft (QUA-003/QUA-004).</w:t>
+      </w:r>
+      <w:r>
+        <w:t xml:space="preserve"> </w:t>
+      </w:r>
+      <w:r>
+        <w:rPr>
+          <w:rStyle w:val="VerbatimChar"/>
+        </w:rPr>
+        <w:t xml:space="preserve">[Decided]</w:t>
+      </w:r>
+    </w:p>
+    <w:p>
+      <w:pPr>
+        <w:numPr>
+          <w:ilvl w:val="0"/>
+          <w:numId w:val="1004"/>
+        </w:numPr>
+        <w:pStyle w:val="Compact"/>
+      </w:pPr>
+      <w:r>
+        <w:t xml:space="preserve">Emergency DR draw needs no cross-group transfer — Prod, NonProd/CVAL, and DR share one balance — so declared-event capacity acquisition is faster and simpler.</w:t>
+      </w:r>
+      <w:r>
+        <w:t xml:space="preserve"> </w:t>
+      </w:r>
+      <w:r>
+        <w:rPr>
+          <w:rStyle w:val="VerbatimChar"/>
+        </w:rPr>
+        <w:t xml:space="preserve">[Derived]</w:t>
+      </w:r>
+    </w:p>
+    <w:p>
+      <w:pPr>
+        <w:numPr>
+          <w:ilvl w:val="0"/>
+          <w:numId w:val="1004"/>
+        </w:numPr>
+        <w:pStyle w:val="Compact"/>
+      </w:pPr>
+      <w:r>
+        <w:t xml:space="preserve">Preserves production protection via logical earmarks (</w:t>
+      </w:r>
+      <w:r>
+        <w:rPr>
+          <w:rStyle w:val="VerbatimChar"/>
+        </w:rPr>
+        <w:t xml:space="preserve">Prod_Reserved_Floor</w:t>
+      </w:r>
+      <w:r>
+        <w:t xml:space="preserve">,</w:t>
+      </w:r>
+      <w:r>
+        <w:t xml:space="preserve"> </w:t>
+      </w:r>
+      <w:r>
+        <w:rPr>
+          <w:rStyle w:val="VerbatimChar"/>
+        </w:rPr>
+        <w:t xml:space="preserve">DR_Earmark_vCPU</w:t>
+      </w:r>
+      <w:r>
+        <w:t xml:space="preserve">) instead of physical group separation.</w:t>
+      </w:r>
+      <w:r>
+        <w:t xml:space="preserve"> </w:t>
+      </w:r>
+      <w:r>
+        <w:rPr>
+          <w:rStyle w:val="VerbatimChar"/>
+        </w:rPr>
+        <w:t xml:space="preserve">[Decided]</w:t>
+      </w:r>
+    </w:p>
+    <w:p>
+      <w:pPr>
+        <w:numPr>
+          <w:ilvl w:val="0"/>
+          <w:numId w:val="1004"/>
+        </w:numPr>
+        <w:pStyle w:val="Compact"/>
+      </w:pPr>
+      <w:r>
+        <w:t xml:space="preserve">Treats quota as an auditable governance/cost control, not just a technical limit.</w:t>
+      </w:r>
+      <w:r>
+        <w:t xml:space="preserve"> </w:t>
+      </w:r>
+      <w:r>
+        <w:rPr>
+          <w:rStyle w:val="VerbatimChar"/>
+        </w:rPr>
+        <w:t xml:space="preserve">[Decided]</w:t>
+      </w:r>
+    </w:p>
+    <w:p>
+      <w:pPr>
+        <w:numPr>
+          <w:ilvl w:val="0"/>
+          <w:numId w:val="1004"/>
+        </w:numPr>
+        <w:pStyle w:val="Compact"/>
+      </w:pPr>
+      <w:r>
+        <w:t xml:space="preserve">Avoids the old fixed 30-40% DR floor and aligns quota planning with distributed DR demand.</w:t>
+      </w:r>
+      <w:r>
+        <w:t xml:space="preserve"> </w:t>
+      </w:r>
+      <w:r>
+        <w:rPr>
+          <w:rStyle w:val="VerbatimChar"/>
+        </w:rPr>
+        <w:t xml:space="preserve">[Decided]</w:t>
+      </w:r>
+    </w:p>
+    <w:p>
+      <w:pPr>
+        <w:numPr>
+          <w:ilvl w:val="0"/>
+          <w:numId w:val="1004"/>
+        </w:numPr>
+        <w:pStyle w:val="Compact"/>
+      </w:pPr>
+      <w:r>
+        <w:t xml:space="preserve">Makes capacity/quota readiness explicit for AEP/provisioning.</w:t>
+      </w:r>
+      <w:r>
+        <w:t xml:space="preserve"> </w:t>
+      </w:r>
+      <w:r>
+        <w:rPr>
+          <w:rStyle w:val="VerbatimChar"/>
+        </w:rPr>
+        <w:t xml:space="preserve">[Derived]</w:t>
+      </w:r>
+    </w:p>
+    <w:p>
+      <w:pPr>
+        <w:pStyle w:val="FirstParagraph"/>
+      </w:pPr>
+      <w:r>
+        <w:rPr>
+          <w:bCs/>
+          <w:b/>
+        </w:rPr>
+        <w:t xml:space="preserve">Negative / trade-offs</w:t>
+      </w:r>
+    </w:p>
+    <w:p>
+      <w:pPr>
+        <w:numPr>
+          <w:ilvl w:val="0"/>
+          <w:numId w:val="1005"/>
+        </w:numPr>
+        <w:pStyle w:val="Compact"/>
+      </w:pPr>
+      <w:r>
+        <w:t xml:space="preserve">Single-pool topology requires strong engine controls (earmark enforcement, priority ordering, fail-safe stop) to prevent NonProd or DR from consuming Prod headroom; the protection is only as good as those controls.</w:t>
+      </w:r>
+      <w:r>
+        <w:t xml:space="preserve"> </w:t>
+      </w:r>
+      <w:r>
+        <w:rPr>
+          <w:rStyle w:val="VerbatimChar"/>
+        </w:rPr>
+        <w:t xml:space="preserve">[Derived]</w:t>
+      </w:r>
+    </w:p>
+    <w:p>
+      <w:pPr>
+        <w:numPr>
+          <w:ilvl w:val="0"/>
+          <w:numId w:val="1005"/>
+        </w:numPr>
+        <w:pStyle w:val="Compact"/>
+      </w:pPr>
+      <w:r>
+        <w:t xml:space="preserve">The exception two-group topology reduces manipulation flexibility and remains dependent on POC evidence for quota-neutral transfers; it is used only when Azure limits or Prod-isolation governance force it.</w:t>
+      </w:r>
+      <w:r>
+        <w:t xml:space="preserve"> </w:t>
+      </w:r>
+      <w:r>
+        <w:rPr>
+          <w:rStyle w:val="VerbatimChar"/>
+        </w:rPr>
+        <w:t xml:space="preserve">[Assumed]</w:t>
+      </w:r>
+    </w:p>
+    <w:p>
+      <w:pPr>
+        <w:numPr>
+          <w:ilvl w:val="0"/>
+          <w:numId w:val="1005"/>
+        </w:numPr>
+        <w:pStyle w:val="Compact"/>
+      </w:pPr>
+      <w:r>
+        <w:t xml:space="preserve">Consumer quota behavior under shared reservations remains a top technical unknown until POC-001 completes.</w:t>
+      </w:r>
+      <w:r>
+        <w:t xml:space="preserve"> </w:t>
+      </w:r>
+      <w:r>
+        <w:rPr>
+          <w:rStyle w:val="VerbatimChar"/>
+        </w:rPr>
+        <w:t xml:space="preserve">[Assumed]</w:t>
+      </w:r>
+    </w:p>
+    <w:p>
+      <w:pPr>
+        <w:numPr>
+          <w:ilvl w:val="0"/>
+          <w:numId w:val="1005"/>
+        </w:numPr>
+        <w:pStyle w:val="Compact"/>
+      </w:pPr>
+      <w:r>
+        <w:t xml:space="preserve">Max-not-sum DR floor under-protects simultaneous source-region failures unless the SUM override is configured.</w:t>
+      </w:r>
+      <w:r>
+        <w:t xml:space="preserve"> </w:t>
+      </w:r>
+      <w:r>
+        <w:rPr>
+          <w:rStyle w:val="VerbatimChar"/>
+        </w:rPr>
+        <w:t xml:space="preserve">[Derived]</w:t>
+      </w:r>
+    </w:p>
+    <w:bookmarkEnd w:id="29"/>
+    <w:bookmarkStart w:id="30" w:name="alternatives-considered"/>
+    <w:p>
+      <w:pPr>
+        <w:pStyle w:val="Heading2"/>
+      </w:pPr>
+      <w:r>
+        <w:t xml:space="preserve">Alternatives Considered</w:t>
+      </w:r>
+    </w:p>
+    <w:tbl>
+      <w:tblPr>
+        <w:tblStyle w:val="Table"/>
+        <w:tblW w:type="pct" w:w="5000"/>
+        <w:tblLook w:firstRow="1" w:lastRow="0" w:firstColumn="0" w:lastColumn="0" w:noHBand="0" w:noVBand="0" w:val="0020"/>
+      </w:tblPr>
+      <w:tblGrid>
+        <w:gridCol w:w="3960"/>
+        <w:gridCol w:w="3960"/>
+      </w:tblGrid>
+      <w:tr>
+        <w:trPr>
+          <w:tblHeader w:val="true"/>
+        </w:trPr>
+        <w:tc>
+          <w:tcPr/>
+          <w:p>
+            <w:pPr>
+              <w:pStyle w:val="Compact"/>
+              <w:jc w:val="left"/>
+            </w:pPr>
+            <w:r>
+              <w:t xml:space="preserve">Alternative</w:t>
+            </w:r>
+          </w:p>
+        </w:tc>
+        <w:tc>
+          <w:tcPr/>
+          <w:p>
+            <w:pPr>
+              <w:pStyle w:val="Compact"/>
+              <w:jc w:val="left"/>
+            </w:pPr>
+            <w:r>
+              <w:t xml:space="preserve">Disposition</w:t>
+            </w:r>
+          </w:p>
+        </w:tc>
+      </w:tr>
+      <w:tr>
+        <w:tc>
+          <w:tcPr/>
+          <w:p>
+            <w:pPr>
+              <w:pStyle w:val="Compact"/>
+              <w:jc w:val="left"/>
+            </w:pPr>
+            <w:r>
+              <w:t xml:space="preserve">Fixed two-group model for every region</w:t>
+            </w:r>
+          </w:p>
+        </w:tc>
+        <w:tc>
+          <w:tcPr/>
+          <w:p>
+            <w:pPr>
+              <w:pStyle w:val="Compact"/>
+              <w:jc w:val="left"/>
+            </w:pPr>
+            <w:r>
+              <w:t xml:space="preserve">Rejected as the default; it fragments quota and multiplies quota-increase requests. Single governed pool is the primary model; two-group is a narrow governance exception.</w:t>
             </w:r>
             <w:r>
               <w:t xml:space="preserve"> </w:t>
@@ -1649,29 +1885,19 @@
               <w:jc w:val="left"/>
             </w:pPr>
             <w:r>
-              <w:rPr>
-                <w:bCs/>
-                <w:b/>
-              </w:rPr>
-              <w:t xml:space="preserve">Three separate groups</w:t>
-            </w:r>
-            <w:r>
-              <w:t xml:space="preserve"> </w:t>
-            </w:r>
-            <w:r>
-              <w:t xml:space="preserve">(one per CRG)</w:t>
-            </w:r>
-          </w:p>
-        </w:tc>
-        <w:tc>
-          <w:tcPr/>
-          <w:p>
-            <w:pPr>
-              <w:pStyle w:val="Compact"/>
-              <w:jc w:val="left"/>
-            </w:pPr>
-            <w:r>
-              <w:t xml:space="preserve">Maximum isolation but makes Tier 3 transfer non-atomic — releasing NonProd quota lands in the wrong group, forcing an Azure quota request mid-crisis (hours of RTO impact).</w:t>
+              <w:t xml:space="preserve">Single pool with no Prod guard</w:t>
+            </w:r>
+          </w:p>
+        </w:tc>
+        <w:tc>
+          <w:tcPr/>
+          <w:p>
+            <w:pPr>
+              <w:pStyle w:val="Compact"/>
+              <w:jc w:val="left"/>
+            </w:pPr>
+            <w:r>
+              <w:t xml:space="preserve">Rejected; quota remains a consumption governor and Prod protection is first priority — enforced by logical earmarks inside the shared pool.</w:t>
             </w:r>
             <w:r>
               <w:t xml:space="preserve"> </w:t>
@@ -1694,29 +1920,63 @@
               <w:jc w:val="left"/>
             </w:pPr>
             <w:r>
+              <w:t xml:space="preserve">Three separate groups</w:t>
+            </w:r>
+          </w:p>
+        </w:tc>
+        <w:tc>
+          <w:tcPr/>
+          <w:p>
+            <w:pPr>
+              <w:pStyle w:val="Compact"/>
+              <w:jc w:val="left"/>
+            </w:pPr>
+            <w:r>
+              <w:t xml:space="preserve">Allowed only by exception; it can make emergency DR transfer non-atomic.</w:t>
+            </w:r>
+            <w:r>
+              <w:t xml:space="preserve"> </w:t>
+            </w:r>
+            <w:r>
               <w:rPr>
-                <w:bCs/>
-                <w:b/>
+                <w:rStyle w:val="VerbatimChar"/>
               </w:rPr>
-              <w:t xml:space="preserve">Per-subscription quota only</w:t>
+              <w:t xml:space="preserve">[Derived]</w:t>
+            </w:r>
+          </w:p>
+        </w:tc>
+      </w:tr>
+      <w:tr>
+        <w:tc>
+          <w:tcPr/>
+          <w:p>
+            <w:pPr>
+              <w:pStyle w:val="Compact"/>
+              <w:jc w:val="left"/>
+            </w:pPr>
+            <w:r>
+              <w:t xml:space="preserve">DR floor as</w:t>
             </w:r>
             <w:r>
               <w:t xml:space="preserve"> </w:t>
             </w:r>
             <w:r>
-              <w:t xml:space="preserve">(legacy)</w:t>
-            </w:r>
-          </w:p>
-        </w:tc>
-        <w:tc>
-          <w:tcPr/>
-          <w:p>
-            <w:pPr>
-              <w:pStyle w:val="Compact"/>
-              <w:jc w:val="left"/>
-            </w:pPr>
-            <w:r>
-              <w:t xml:space="preserve">Cannot make emergency transfer quota-neutral without risky cross-subscription coordination.</w:t>
+              <w:rPr>
+                <w:rStyle w:val="VerbatimChar"/>
+              </w:rPr>
+              <w:t xml:space="preserve">prod * dr_ratio_max</w:t>
+            </w:r>
+          </w:p>
+        </w:tc>
+        <w:tc>
+          <w:tcPr/>
+          <w:p>
+            <w:pPr>
+              <w:pStyle w:val="Compact"/>
+              <w:jc w:val="left"/>
+            </w:pPr>
+            <w:r>
+              <w:t xml:space="preserve">Rejected by requirements v2.1; replaced by max-over-non-concurrent-sources sizing.</w:t>
             </w:r>
             <w:r>
               <w:t xml:space="preserve"> </w:t>
@@ -1739,23 +1999,19 @@
               <w:jc w:val="left"/>
             </w:pPr>
             <w:r>
-              <w:rPr>
-                <w:bCs/>
-                <w:b/>
-              </w:rPr>
-              <w:t xml:space="preserve">DR floor sized at current ratio</w:t>
-            </w:r>
-          </w:p>
-        </w:tc>
-        <w:tc>
-          <w:tcPr/>
-          <w:p>
-            <w:pPr>
-              <w:pStyle w:val="Compact"/>
-              <w:jc w:val="left"/>
-            </w:pPr>
-            <w:r>
-              <w:t xml:space="preserve">Undersizes the floor if the ratio is later increased, blocking DR expansion.</w:t>
+              <w:t xml:space="preserve">Provider quota as proof of consumer deployability</w:t>
+            </w:r>
+          </w:p>
+        </w:tc>
+        <w:tc>
+          <w:tcPr/>
+          <w:p>
+            <w:pPr>
+              <w:pStyle w:val="Compact"/>
+              <w:jc w:val="left"/>
+            </w:pPr>
+            <w:r>
+              <w:t xml:space="preserve">Rejected pending POC-001; validate consumer quota.</w:t>
             </w:r>
             <w:r>
               <w:t xml:space="preserve"> </w:t>
@@ -1764,7 +2020,7 @@
               <w:rPr>
                 <w:rStyle w:val="VerbatimChar"/>
               </w:rPr>
-              <w:t xml:space="preserve">[Decided]</w:t>
+              <w:t xml:space="preserve">[Assumed]</w:t>
             </w:r>
           </w:p>
         </w:tc>
@@ -1777,21 +2033,14 @@
         </w:pict>
       </w:r>
     </w:p>
-    <w:p>
-      <w:r>
-        <w:pict>
-          <v:rect style="width:0;height:1.5pt" o:hralign="center" o:hrstd="t" o:hr="t"/>
-        </w:pict>
-      </w:r>
-    </w:p>
-    <w:bookmarkEnd w:id="29"/>
-    <w:bookmarkStart w:id="30" w:name="appendix-adr-summary"/>
+    <w:bookmarkEnd w:id="30"/>
+    <w:bookmarkStart w:id="31" w:name="appendix---adr-summary"/>
     <w:p>
       <w:pPr>
         <w:pStyle w:val="Heading2"/>
       </w:pPr>
       <w:r>
-        <w:t xml:space="preserve">Appendix — ADR Summary</w:t>
+        <w:t xml:space="preserve">Appendix - ADR Summary</w:t>
       </w:r>
     </w:p>
     <w:tbl>
@@ -1829,7 +2078,7 @@
               <w:jc w:val="left"/>
             </w:pPr>
             <w:r>
-              <w:t xml:space="preserve">Hard Constraints Applied</w:t>
+              <w:t xml:space="preserve">Requirements Applied</w:t>
             </w:r>
           </w:p>
         </w:tc>
@@ -1855,44 +2104,44 @@
               <w:jc w:val="left"/>
             </w:pPr>
             <w:r>
-              <w:t xml:space="preserve">ADR-002 Quota &amp; Capacity</w:t>
-            </w:r>
-          </w:p>
-        </w:tc>
-        <w:tc>
-          <w:tcPr/>
-          <w:p>
-            <w:pPr>
-              <w:pStyle w:val="Compact"/>
-              <w:jc w:val="left"/>
-            </w:pPr>
-            <w:r>
-              <w:t xml:space="preserve">HC-2, HC-3, HC-7</w:t>
-            </w:r>
-          </w:p>
-        </w:tc>
-        <w:tc>
-          <w:tcPr/>
-          <w:p>
-            <w:pPr>
-              <w:pStyle w:val="Compact"/>
-              <w:jc w:val="left"/>
-            </w:pPr>
-            <w:r>
-              <w:t xml:space="preserve">Azure Quota Groups GA validated by proof-of-concept before rollout</w:t>
+              <w:t xml:space="preserve">ADR-002 Quota and Capacity Management</w:t>
+            </w:r>
+          </w:p>
+        </w:tc>
+        <w:tc>
+          <w:tcPr/>
+          <w:p>
+            <w:pPr>
+              <w:pStyle w:val="Compact"/>
+              <w:jc w:val="left"/>
+            </w:pPr>
+            <w:r>
+              <w:t xml:space="preserve">CAP-001..019, QUA-001..014, RDY-001..004</w:t>
+            </w:r>
+          </w:p>
+        </w:tc>
+        <w:tc>
+          <w:tcPr/>
+          <w:p>
+            <w:pPr>
+              <w:pStyle w:val="Compact"/>
+              <w:jc w:val="left"/>
+            </w:pPr>
+            <w:r>
+              <w:t xml:space="preserve">POC-001 consumer quota; POC-008 production quota buffer; POC-011 max-not-sum safety; DEP-001 feature maturity</w:t>
             </w:r>
           </w:p>
         </w:tc>
       </w:tr>
     </w:tbl>
-    <w:bookmarkEnd w:id="30"/>
-    <w:bookmarkStart w:id="31" w:name="appendix-status-legend"/>
+    <w:bookmarkEnd w:id="31"/>
+    <w:bookmarkStart w:id="32" w:name="appendix---status-legend"/>
     <w:p>
       <w:pPr>
         <w:pStyle w:val="Heading2"/>
       </w:pPr>
       <w:r>
-        <w:t xml:space="preserve">Appendix — Status Legend</w:t>
+        <w:t xml:space="preserve">Appendix - Status Legend</w:t>
       </w:r>
     </w:p>
     <w:tbl>
@@ -2055,14 +2304,14 @@
         </w:tc>
       </w:tr>
     </w:tbl>
-    <w:bookmarkEnd w:id="31"/>
-    <w:bookmarkStart w:id="32" w:name="appendix-evidence-tag-taxonomy"/>
+    <w:bookmarkEnd w:id="32"/>
+    <w:bookmarkStart w:id="33" w:name="appendix---evidence-tag-taxonomy"/>
     <w:p>
       <w:pPr>
         <w:pStyle w:val="Heading2"/>
       </w:pPr>
       <w:r>
-        <w:t xml:space="preserve">Appendix — Evidence Tag Taxonomy</w:t>
+        <w:t xml:space="preserve">Appendix - Evidence Tag Taxonomy</w:t>
       </w:r>
     </w:p>
     <w:tbl>
@@ -2221,8 +2470,8 @@
         </w:tc>
       </w:tr>
     </w:tbl>
-    <w:bookmarkEnd w:id="32"/>
-    <w:bookmarkStart w:id="33" w:name="related-adrs"/>
+    <w:bookmarkEnd w:id="33"/>
+    <w:bookmarkStart w:id="34" w:name="related-adrs"/>
     <w:p>
       <w:pPr>
         <w:pStyle w:val="Heading2"/>
@@ -2235,7 +2484,7 @@
       <w:pPr>
         <w:numPr>
           <w:ilvl w:val="0"/>
-          <w:numId w:val="1005"/>
+          <w:numId w:val="1006"/>
         </w:numPr>
         <w:pStyle w:val="Compact"/>
       </w:pPr>
@@ -2244,7 +2493,7 @@
           <w:bCs/>
           <w:b/>
         </w:rPr>
-        <w:t xml:space="preserve">ADR-001 — Region Selection</w:t>
+        <w:t xml:space="preserve">ADR-001 - Region Selection and Customer Placement</w:t>
       </w:r>
       <w:r>
         <w:t xml:space="preserve"> </w:t>
@@ -2266,7 +2515,7 @@
       <w:pPr>
         <w:numPr>
           <w:ilvl w:val="0"/>
-          <w:numId w:val="1005"/>
+          <w:numId w:val="1006"/>
         </w:numPr>
         <w:pStyle w:val="Compact"/>
       </w:pPr>
@@ -2275,7 +2524,7 @@
           <w:bCs/>
           <w:b/>
         </w:rPr>
-        <w:t xml:space="preserve">ADR-003 — Capacity Management during Disaster Recovery (DR)</w:t>
+        <w:t xml:space="preserve">ADR-003 - Capacity Management during Disaster Recovery (DR)</w:t>
       </w:r>
       <w:r>
         <w:t xml:space="preserve"> </w:t>
@@ -2297,7 +2546,7 @@
       <w:pPr>
         <w:numPr>
           <w:ilvl w:val="0"/>
-          <w:numId w:val="1005"/>
+          <w:numId w:val="1006"/>
         </w:numPr>
         <w:pStyle w:val="Compact"/>
       </w:pPr>
@@ -2306,7 +2555,7 @@
           <w:bCs/>
           <w:b/>
         </w:rPr>
-        <w:t xml:space="preserve">ADR-004 — Forecast and Increase of Capacity and Quota</w:t>
+        <w:t xml:space="preserve">ADR-004 - Forecast, Reconciliation, and Increase of Capacity and Quota</w:t>
       </w:r>
       <w:r>
         <w:t xml:space="preserve"> </w:t>
@@ -2362,11 +2611,11 @@
         <w:t xml:space="preserve"> </w:t>
       </w:r>
       <w:r>
-        <w:t xml:space="preserve">After proof-of-concept validation of Azure Quota Groups GA and quota-release latency, and on resolution of the consumer-credential model and engine-mode state-machine items.</w:t>
-      </w:r>
-    </w:p>
-    <w:bookmarkEnd w:id="33"/>
+        <w:t xml:space="preserve">After POC-001, POC-008, POC-011, quota-group feature review, and first end-to-end quota allocation/reclamation evidence.</w:t>
+      </w:r>
+    </w:p>
     <w:bookmarkEnd w:id="34"/>
+    <w:bookmarkEnd w:id="35"/>
     <w:sectPr/>
   </w:body>
 </w:document>
@@ -2473,82 +2722,6 @@
       </w:pPr>
     </w:lvl>
   </w:abstractNum>
-  <w:abstractNum w:abstractNumId="991">
-    <w:nsid w:val="A991"/>
-    <w:multiLevelType w:val="multilevel"/>
-    <w:lvl w:ilvl="0">
-      <w:numFmt w:val="bullet"/>
-      <w:lvlText w:val="•"/>
-      <w:lvlJc w:val="left"/>
-      <w:pPr>
-        <w:ind w:left="720" w:hanging="480"/>
-      </w:pPr>
-    </w:lvl>
-    <w:lvl w:ilvl="1">
-      <w:numFmt w:val="bullet"/>
-      <w:lvlText w:val="–"/>
-      <w:lvlJc w:val="left"/>
-      <w:pPr>
-        <w:ind w:left="1440" w:hanging="480"/>
-      </w:pPr>
-    </w:lvl>
-    <w:lvl w:ilvl="2">
-      <w:numFmt w:val="bullet"/>
-      <w:lvlText w:val="•"/>
-      <w:lvlJc w:val="left"/>
-      <w:pPr>
-        <w:ind w:left="2160" w:hanging="480"/>
-      </w:pPr>
-    </w:lvl>
-    <w:lvl w:ilvl="3">
-      <w:numFmt w:val="bullet"/>
-      <w:lvlText w:val="–"/>
-      <w:lvlJc w:val="left"/>
-      <w:pPr>
-        <w:ind w:left="2880" w:hanging="480"/>
-      </w:pPr>
-    </w:lvl>
-    <w:lvl w:ilvl="4">
-      <w:numFmt w:val="bullet"/>
-      <w:lvlText w:val="•"/>
-      <w:lvlJc w:val="left"/>
-      <w:pPr>
-        <w:ind w:left="3600" w:hanging="480"/>
-      </w:pPr>
-    </w:lvl>
-    <w:lvl w:ilvl="5">
-      <w:numFmt w:val="bullet"/>
-      <w:lvlText w:val="–"/>
-      <w:lvlJc w:val="left"/>
-      <w:pPr>
-        <w:ind w:left="4320" w:hanging="480"/>
-      </w:pPr>
-    </w:lvl>
-    <w:lvl w:ilvl="6">
-      <w:numFmt w:val="bullet"/>
-      <w:lvlText w:val="•"/>
-      <w:lvlJc w:val="left"/>
-      <w:pPr>
-        <w:ind w:left="5040" w:hanging="480"/>
-      </w:pPr>
-    </w:lvl>
-    <w:lvl w:ilvl="7">
-      <w:numFmt w:val="bullet"/>
-      <w:lvlText w:val="–"/>
-      <w:lvlJc w:val="left"/>
-      <w:pPr>
-        <w:ind w:left="5760" w:hanging="480"/>
-      </w:pPr>
-    </w:lvl>
-    <w:lvl w:ilvl="8">
-      <w:numFmt w:val="bullet"/>
-      <w:lvlText w:val="•"/>
-      <w:lvlJc w:val="left"/>
-      <w:pPr>
-        <w:ind w:left="6480" w:hanging="480"/>
-      </w:pPr>
-    </w:lvl>
-  </w:abstractNum>
   <w:abstractNum w:abstractNumId="99411">
     <w:nsid w:val="A99411"/>
     <w:multiLevelType w:val="multilevel"/>
@@ -2634,13 +2807,86 @@
       </w:pPr>
     </w:lvl>
   </w:abstractNum>
+  <w:abstractNum w:abstractNumId="991">
+    <w:nsid w:val="A991"/>
+    <w:multiLevelType w:val="multilevel"/>
+    <w:lvl w:ilvl="0">
+      <w:numFmt w:val="bullet"/>
+      <w:lvlText w:val="•"/>
+      <w:lvlJc w:val="left"/>
+      <w:pPr>
+        <w:ind w:left="720" w:hanging="480"/>
+      </w:pPr>
+    </w:lvl>
+    <w:lvl w:ilvl="1">
+      <w:numFmt w:val="bullet"/>
+      <w:lvlText w:val="–"/>
+      <w:lvlJc w:val="left"/>
+      <w:pPr>
+        <w:ind w:left="1440" w:hanging="480"/>
+      </w:pPr>
+    </w:lvl>
+    <w:lvl w:ilvl="2">
+      <w:numFmt w:val="bullet"/>
+      <w:lvlText w:val="•"/>
+      <w:lvlJc w:val="left"/>
+      <w:pPr>
+        <w:ind w:left="2160" w:hanging="480"/>
+      </w:pPr>
+    </w:lvl>
+    <w:lvl w:ilvl="3">
+      <w:numFmt w:val="bullet"/>
+      <w:lvlText w:val="–"/>
+      <w:lvlJc w:val="left"/>
+      <w:pPr>
+        <w:ind w:left="2880" w:hanging="480"/>
+      </w:pPr>
+    </w:lvl>
+    <w:lvl w:ilvl="4">
+      <w:numFmt w:val="bullet"/>
+      <w:lvlText w:val="•"/>
+      <w:lvlJc w:val="left"/>
+      <w:pPr>
+        <w:ind w:left="3600" w:hanging="480"/>
+      </w:pPr>
+    </w:lvl>
+    <w:lvl w:ilvl="5">
+      <w:numFmt w:val="bullet"/>
+      <w:lvlText w:val="–"/>
+      <w:lvlJc w:val="left"/>
+      <w:pPr>
+        <w:ind w:left="4320" w:hanging="480"/>
+      </w:pPr>
+    </w:lvl>
+    <w:lvl w:ilvl="6">
+      <w:numFmt w:val="bullet"/>
+      <w:lvlText w:val="•"/>
+      <w:lvlJc w:val="left"/>
+      <w:pPr>
+        <w:ind w:left="5040" w:hanging="480"/>
+      </w:pPr>
+    </w:lvl>
+    <w:lvl w:ilvl="7">
+      <w:numFmt w:val="bullet"/>
+      <w:lvlText w:val="–"/>
+      <w:lvlJc w:val="left"/>
+      <w:pPr>
+        <w:ind w:left="5760" w:hanging="480"/>
+      </w:pPr>
+    </w:lvl>
+    <w:lvl w:ilvl="8">
+      <w:numFmt w:val="bullet"/>
+      <w:lvlText w:val="•"/>
+      <w:lvlJc w:val="left"/>
+      <w:pPr>
+        <w:ind w:left="6480" w:hanging="480"/>
+      </w:pPr>
+    </w:lvl>
+  </w:abstractNum>
   <w:num w:numId="1000">
     <w:abstractNumId w:val="990"/>
   </w:num>
   <w:num w:numId="1001">
-    <w:abstractNumId w:val="991"/>
-  </w:num>
-  <w:num w:numId="1002">
     <w:abstractNumId w:val="99411"/>
     <w:lvlOverride w:ilvl="0">
       <w:startOverride w:val="1"/>
@@ -2670,6 +2916,9 @@
       <w:startOverride w:val="1"/>
     </w:lvlOverride>
   </w:num>
+  <w:num w:numId="1002">
+    <w:abstractNumId w:val="991"/>
+  </w:num>
   <w:num w:numId="1003">
     <w:abstractNumId w:val="991"/>
   </w:num>
@@ -2677,6 +2926,9 @@
     <w:abstractNumId w:val="991"/>
   </w:num>
   <w:num w:numId="1005">
+    <w:abstractNumId w:val="991"/>
+  </w:num>
+  <w:num w:numId="1006">
     <w:abstractNumId w:val="991"/>
   </w:num>
 </w:numbering>

--- a/docs/adr/acrme_adr_002_quota_and_capacity_management.docx
+++ b/docs/adr/acrme_adr_002_quota_and_capacity_management.docx
@@ -49,7 +49,7 @@
         <w:t xml:space="preserve"> </w:t>
       </w:r>
       <w:r>
-        <w:t xml:space="preserve">2.2</w:t>
+        <w:t xml:space="preserve">2.4</w:t>
       </w:r>
       <w:r>
         <w:br/>
@@ -65,7 +65,7 @@
         <w:t xml:space="preserve"> </w:t>
       </w:r>
       <w:r>
-        <w:t xml:space="preserve">2 September 2026</w:t>
+        <w:t xml:space="preserve">7 September 2026</w:t>
       </w:r>
       <w:r>
         <w:br/>
@@ -97,7 +97,7 @@
         <w:t xml:space="preserve"> </w:t>
       </w:r>
       <w:r>
-        <w:t xml:space="preserve">ACRME Architecture Decision Records - aligned to Capacity &amp; Quota Management Requirements Baseline v2.2.</w:t>
+        <w:t xml:space="preserve">ACRME Architecture Decision Records - aligned to Capacity &amp; Quota Management Requirements Baseline v2.4.</w:t>
       </w:r>
     </w:p>
     <w:p>
@@ -115,7 +115,7 @@
         <w:t xml:space="preserve"> </w:t>
       </w:r>
       <w:r>
-        <w:t xml:space="preserve">An Architecture Decision Record captures a significant architectural decision, the context that forced it, the options considered, the choice made, and its consequences. This v2.2 ADR adopts the</w:t>
+        <w:t xml:space="preserve">An Architecture Decision Record captures a significant architectural decision, the context that forced it, the options considered, the choice made, and its consequences. This ADR adopts the</w:t>
       </w:r>
       <w:r>
         <w:t xml:space="preserve"> </w:t>
@@ -131,7 +131,7 @@
         <w:t xml:space="preserve"> </w:t>
       </w:r>
       <w:r>
-        <w:t xml:space="preserve">as the primary model per QUA-004 and updates quota and capacity accounting to match Requirements Baseline v2.2. Evidence tags:</w:t>
+        <w:t xml:space="preserve">as the primary model per QUA-004 and updates quota and capacity accounting to match Requirements Baseline v2.4. Evidence tags:</w:t>
       </w:r>
       <w:r>
         <w:t xml:space="preserve"> </w:t>
@@ -180,6 +180,284 @@
       </w:r>
       <w:r>
         <w:t xml:space="preserve">.</w:t>
+      </w:r>
+    </w:p>
+    <w:p>
+      <w:pPr>
+        <w:pStyle w:val="BlockText"/>
+      </w:pPr>
+      <w:r>
+        <w:rPr>
+          <w:bCs/>
+          <w:b/>
+        </w:rPr>
+        <w:t xml:space="preserve">v2.4 update — reservation-model gaps.</w:t>
+      </w:r>
+      <w:r>
+        <w:t xml:space="preserve"> </w:t>
+      </w:r>
+      <w:r>
+        <w:t xml:space="preserve">This revision folds the reviewed architecture-diagram gaps into the capacity-management decision:</w:t>
+      </w:r>
+      <w:r>
+        <w:t xml:space="preserve"> </w:t>
+      </w:r>
+      <w:r>
+        <w:rPr>
+          <w:bCs/>
+          <w:b/>
+        </w:rPr>
+        <w:t xml:space="preserve">reservation eligibility</w:t>
+      </w:r>
+      <w:r>
+        <w:t xml:space="preserve"> </w:t>
+      </w:r>
+      <w:r>
+        <w:t xml:space="preserve">now explicitly excludes Availability-Set VMs (</w:t>
+      </w:r>
+      <w:r>
+        <w:rPr>
+          <w:bCs/>
+          <w:b/>
+        </w:rPr>
+        <w:t xml:space="preserve">CAP-020</w:t>
+      </w:r>
+      <w:r>
+        <w:t xml:space="preserve">) and requires a deallocate/redeploy-to-AZ onboarding precondition (</w:t>
+      </w:r>
+      <w:r>
+        <w:rPr>
+          <w:bCs/>
+          <w:b/>
+        </w:rPr>
+        <w:t xml:space="preserve">CAP-021</w:t>
+      </w:r>
+      <w:r>
+        <w:t xml:space="preserve">); the managed estate is initialised as a</w:t>
+      </w:r>
+      <w:r>
+        <w:t xml:space="preserve"> </w:t>
+      </w:r>
+      <w:r>
+        <w:rPr>
+          <w:bCs/>
+          <w:b/>
+        </w:rPr>
+        <w:t xml:space="preserve">seed matrix of count-0 reservations</w:t>
+      </w:r>
+      <w:r>
+        <w:t xml:space="preserve"> </w:t>
+      </w:r>
+      <w:r>
+        <w:t xml:space="preserve">per eligible SKU×region×AZ under per-product-team budget governance (</w:t>
+      </w:r>
+      <w:r>
+        <w:rPr>
+          <w:bCs/>
+          <w:b/>
+        </w:rPr>
+        <w:t xml:space="preserve">CAP-022</w:t>
+      </w:r>
+      <w:r>
+        <w:t xml:space="preserve">, extending CAP-009), reconciled with</w:t>
+      </w:r>
+      <w:r>
+        <w:t xml:space="preserve"> </w:t>
+      </w:r>
+      <w:r>
+        <w:rPr>
+          <w:bCs/>
+          <w:b/>
+        </w:rPr>
+        <w:t xml:space="preserve">reactive SKU/AZ discovery</w:t>
+      </w:r>
+      <w:r>
+        <w:t xml:space="preserve"> </w:t>
+      </w:r>
+      <w:r>
+        <w:t xml:space="preserve">that auto-creates a reservation and simultaneously raises a scope-file governance item (</w:t>
+      </w:r>
+      <w:r>
+        <w:rPr>
+          <w:bCs/>
+          <w:b/>
+        </w:rPr>
+        <w:t xml:space="preserve">CAP-024</w:t>
+      </w:r>
+      <w:r>
+        <w:t xml:space="preserve">, reconciling CAP-019); reservations are organised into an explicit</w:t>
+      </w:r>
+      <w:r>
+        <w:t xml:space="preserve"> </w:t>
+      </w:r>
+      <w:r>
+        <w:rPr>
+          <w:bCs/>
+          <w:b/>
+        </w:rPr>
+        <w:t xml:space="preserve">regional + per-AZ CRG structure per environment</w:t>
+      </w:r>
+      <w:r>
+        <w:t xml:space="preserve"> </w:t>
+      </w:r>
+      <w:r>
+        <w:t xml:space="preserve">(</w:t>
+      </w:r>
+      <w:r>
+        <w:rPr>
+          <w:bCs/>
+          <w:b/>
+        </w:rPr>
+        <w:t xml:space="preserve">CAP-023</w:t>
+      </w:r>
+      <w:r>
+        <w:t xml:space="preserve">, extending CAP-011); VMs are placed toward an</w:t>
+      </w:r>
+      <w:r>
+        <w:t xml:space="preserve"> </w:t>
+      </w:r>
+      <w:r>
+        <w:rPr>
+          <w:bCs/>
+          <w:b/>
+        </w:rPr>
+        <w:t xml:space="preserve">even ≈1/zone_count per-zone distribution with a rebalancing action</w:t>
+      </w:r>
+      <w:r>
+        <w:t xml:space="preserve"> </w:t>
+      </w:r>
+      <w:r>
+        <w:t xml:space="preserve">(</w:t>
+      </w:r>
+      <w:r>
+        <w:rPr>
+          <w:bCs/>
+          <w:b/>
+        </w:rPr>
+        <w:t xml:space="preserve">PLC-011</w:t>
+      </w:r>
+      <w:r>
+        <w:t xml:space="preserve">); a shared</w:t>
+      </w:r>
+      <w:r>
+        <w:t xml:space="preserve"> </w:t>
+      </w:r>
+      <w:r>
+        <w:rPr>
+          <w:bCs/>
+          <w:b/>
+        </w:rPr>
+        <w:t xml:space="preserve">core subscription is classified entirely production</w:t>
+      </w:r>
+      <w:r>
+        <w:t xml:space="preserve"> </w:t>
+      </w:r>
+      <w:r>
+        <w:t xml:space="preserve">(</w:t>
+      </w:r>
+      <w:r>
+        <w:rPr>
+          <w:bCs/>
+          <w:b/>
+        </w:rPr>
+        <w:t xml:space="preserve">CAP-001a</w:t>
+      </w:r>
+      <w:r>
+        <w:t xml:space="preserve">); the</w:t>
+      </w:r>
+      <w:r>
+        <w:t xml:space="preserve"> </w:t>
+      </w:r>
+      <w:r>
+        <w:rPr>
+          <w:bCs/>
+          <w:b/>
+        </w:rPr>
+        <w:t xml:space="preserve">decommissioning-workflow boundary</w:t>
+      </w:r>
+      <w:r>
+        <w:t xml:space="preserve"> </w:t>
+      </w:r>
+      <w:r>
+        <w:t xml:space="preserve">is made explicit (</w:t>
+      </w:r>
+      <w:r>
+        <w:rPr>
+          <w:bCs/>
+          <w:b/>
+        </w:rPr>
+        <w:t xml:space="preserve">CAP-008/CAP-010</w:t>
+      </w:r>
+      <w:r>
+        <w:t xml:space="preserve">); and a deterministic</w:t>
+      </w:r>
+      <w:r>
+        <w:t xml:space="preserve"> </w:t>
+      </w:r>
+      <w:r>
+        <w:rPr>
+          <w:bCs/>
+          <w:b/>
+        </w:rPr>
+        <w:t xml:space="preserve">RG/CRG/subscription naming convention + counter</w:t>
+      </w:r>
+      <w:r>
+        <w:t xml:space="preserve"> </w:t>
+      </w:r>
+      <w:r>
+        <w:t xml:space="preserve">is adopted (</w:t>
+      </w:r>
+      <w:r>
+        <w:rPr>
+          <w:bCs/>
+          <w:b/>
+        </w:rPr>
+        <w:t xml:space="preserve">OPS-006</w:t>
+      </w:r>
+      <w:r>
+        <w:t xml:space="preserve">, config</w:t>
+      </w:r>
+      <w:r>
+        <w:t xml:space="preserve"> </w:t>
+      </w:r>
+      <w:r>
+        <w:rPr>
+          <w:bCs/>
+          <w:b/>
+        </w:rPr>
+        <w:t xml:space="preserve">C-12</w:t>
+      </w:r>
+      <w:r>
+        <w:t xml:space="preserve">; zone tolerance config</w:t>
+      </w:r>
+      <w:r>
+        <w:t xml:space="preserve"> </w:t>
+      </w:r>
+      <w:r>
+        <w:rPr>
+          <w:bCs/>
+          <w:b/>
+        </w:rPr>
+        <w:t xml:space="preserve">C-13</w:t>
+      </w:r>
+      <w:r>
+        <w:t xml:space="preserve">). See the new</w:t>
+      </w:r>
+      <w:r>
+        <w:t xml:space="preserve"> </w:t>
+      </w:r>
+      <w:r>
+        <w:rPr>
+          <w:iCs/>
+          <w:i/>
+        </w:rPr>
+        <w:t xml:space="preserve">Capacity Reservation Model (v2.4)</w:t>
+      </w:r>
+      <w:r>
+        <w:t xml:space="preserve"> </w:t>
+      </w:r>
+      <w:r>
+        <w:t xml:space="preserve">section below.</w:t>
       </w:r>
     </w:p>
     <w:p>
@@ -189,7 +467,7 @@
         </w:pict>
       </w:r>
     </w:p>
-    <w:bookmarkStart w:id="35" w:name="adr-002---quota-and-capacity-management"/>
+    <w:bookmarkStart w:id="36" w:name="adr-002---quota-and-capacity-management"/>
     <w:p>
       <w:pPr>
         <w:pStyle w:val="Heading1"/>
@@ -261,7 +539,7 @@
         <w:t xml:space="preserve"> </w:t>
       </w:r>
       <w:r>
-        <w:t xml:space="preserve">CAP-001..CAP-019, QUA-001..QUA-014, RDY-001..RDY-004, FIN-001..FIN-006, GOV-001..GOV-006</w:t>
+        <w:t xml:space="preserve">CAP-001, CAP-001a, CAP-002..CAP-024, QUA-001..QUA-014, RDY-001..RDY-004, PLC-011, OPS-006, FIN-001..FIN-006, GOV-001..GOV-006 (config C-12/C-13)</w:t>
       </w:r>
       <w:r>
         <w:br/>
@@ -721,7 +999,132 @@
         <w:pStyle w:val="BodyText"/>
       </w:pPr>
       <w:r>
-        <w:t xml:space="preserve">Normal reconciliation never deletes CRGs or reservation definitions. Where Azure permits, an unused managed reservation is reduced to zero instead of being deleted; deletion is a separate approved decommissioning workflow.</w:t>
+        <w:t xml:space="preserve">Normal reconciliation never deletes CRGs or reservation definitions.</w:t>
+      </w:r>
+      <w:r>
+        <w:t xml:space="preserve"> </w:t>
+      </w:r>
+      <w:r>
+        <w:rPr>
+          <w:bCs/>
+          <w:b/>
+        </w:rPr>
+        <w:t xml:space="preserve">Decommissioning-workflow boundary (CAP-008/CAP-010).</w:t>
+      </w:r>
+      <w:r>
+        <w:t xml:space="preserve"> </w:t>
+      </w:r>
+      <w:r>
+        <w:t xml:space="preserve">Automatic reconciliation only ever</w:t>
+      </w:r>
+      <w:r>
+        <w:t xml:space="preserve"> </w:t>
+      </w:r>
+      <w:r>
+        <w:rPr>
+          <w:bCs/>
+          <w:b/>
+        </w:rPr>
+        <w:t xml:space="preserve">right-sizes a reservation down to its</w:t>
+      </w:r>
+      <w:r>
+        <w:rPr>
+          <w:bCs/>
+          <w:b/>
+        </w:rPr>
+        <w:t xml:space="preserve"> </w:t>
+      </w:r>
+      <w:r>
+        <w:rPr>
+          <w:rStyle w:val="VerbatimChar"/>
+          <w:bCs/>
+          <w:b/>
+        </w:rPr>
+        <w:t xml:space="preserve">Allocated + Buffer</w:t>
+      </w:r>
+      <w:r>
+        <w:rPr>
+          <w:bCs/>
+          <w:b/>
+        </w:rPr>
+        <w:t xml:space="preserve"> </w:t>
+      </w:r>
+      <w:r>
+        <w:rPr>
+          <w:bCs/>
+          <w:b/>
+        </w:rPr>
+        <w:t xml:space="preserve">floor</w:t>
+      </w:r>
+      <w:r>
+        <w:t xml:space="preserve"> </w:t>
+      </w:r>
+      <w:r>
+        <w:t xml:space="preserve">— it never reduces a reservation to zero and never deletes a CRG or reservation on its own. Reducing an unused managed reservation to</w:t>
+      </w:r>
+      <w:r>
+        <w:t xml:space="preserve"> </w:t>
+      </w:r>
+      <w:r>
+        <w:rPr>
+          <w:bCs/>
+          <w:b/>
+        </w:rPr>
+        <w:t xml:space="preserve">zero (returning it to a</w:t>
+      </w:r>
+      <w:r>
+        <w:rPr>
+          <w:bCs/>
+          <w:b/>
+        </w:rPr>
+        <w:t xml:space="preserve"> </w:t>
+      </w:r>
+      <w:r>
+        <w:rPr>
+          <w:rStyle w:val="VerbatimChar"/>
+          <w:bCs/>
+          <w:b/>
+        </w:rPr>
+        <w:t xml:space="preserve">seed</w:t>
+      </w:r>
+      <w:r>
+        <w:rPr>
+          <w:bCs/>
+          <w:b/>
+        </w:rPr>
+        <w:t xml:space="preserve">)</w:t>
+      </w:r>
+      <w:r>
+        <w:t xml:space="preserve">, and any subsequent</w:t>
+      </w:r>
+      <w:r>
+        <w:t xml:space="preserve"> </w:t>
+      </w:r>
+      <w:r>
+        <w:rPr>
+          <w:bCs/>
+          <w:b/>
+        </w:rPr>
+        <w:t xml:space="preserve">retirement or deletion</w:t>
+      </w:r>
+      <w:r>
+        <w:t xml:space="preserve">, are</w:t>
+      </w:r>
+      <w:r>
+        <w:t xml:space="preserve"> </w:t>
+      </w:r>
+      <w:r>
+        <w:rPr>
+          <w:bCs/>
+          <w:b/>
+        </w:rPr>
+        <w:t xml:space="preserve">gated actions in the approved decommissioning workflow</w:t>
+      </w:r>
+      <w:r>
+        <w:t xml:space="preserve"> </w:t>
+      </w:r>
+      <w:r>
+        <w:t xml:space="preserve">(operator approval, cost/DR/maintenance guards, immutable audit), not part of the automatic loop.</w:t>
       </w:r>
       <w:r>
         <w:t xml:space="preserve"> </w:t>
@@ -734,7 +1137,524 @@
       </w:r>
     </w:p>
     <w:bookmarkEnd w:id="22"/>
-    <w:bookmarkStart w:id="23" w:name="quota-pooling-and-allocation"/>
+    <w:bookmarkStart w:id="23" w:name="capacity-reservation-model-v2.4"/>
+    <w:p>
+      <w:pPr>
+        <w:pStyle w:val="Heading2"/>
+      </w:pPr>
+      <w:r>
+        <w:t xml:space="preserve">Capacity Reservation Model (v2.4)</w:t>
+      </w:r>
+    </w:p>
+    <w:p>
+      <w:pPr>
+        <w:pStyle w:val="FirstParagraph"/>
+      </w:pPr>
+      <w:r>
+        <w:t xml:space="preserve">This section records the reservation-model decisions folded in for Baseline v2.4. They refine, and are consistent with, the single-pool quota decision above.</w:t>
+      </w:r>
+    </w:p>
+    <w:p>
+      <w:pPr>
+        <w:pStyle w:val="BodyText"/>
+      </w:pPr>
+      <w:r>
+        <w:rPr>
+          <w:bCs/>
+          <w:b/>
+        </w:rPr>
+        <w:t xml:space="preserve">Reservation eligibility (CAP-020/CAP-021).</w:t>
+      </w:r>
+      <w:r>
+        <w:t xml:space="preserve"> </w:t>
+      </w:r>
+      <w:r>
+        <w:t xml:space="preserve">Only</w:t>
+      </w:r>
+      <w:r>
+        <w:t xml:space="preserve"> </w:t>
+      </w:r>
+      <w:r>
+        <w:rPr>
+          <w:bCs/>
+          <w:b/>
+        </w:rPr>
+        <w:t xml:space="preserve">zonal, non-Availability-Set</w:t>
+      </w:r>
+      <w:r>
+        <w:t xml:space="preserve"> </w:t>
+      </w:r>
+      <w:r>
+        <w:t xml:space="preserve">VMs are eligible for the zonal on-demand capacity reservations ACRME manages.</w:t>
+      </w:r>
+      <w:r>
+        <w:t xml:space="preserve"> </w:t>
+      </w:r>
+      <w:r>
+        <w:rPr>
+          <w:bCs/>
+          <w:b/>
+        </w:rPr>
+        <w:t xml:space="preserve">Availability-Set VMs are ineligible</w:t>
+      </w:r>
+      <w:r>
+        <w:t xml:space="preserve"> </w:t>
+      </w:r>
+      <w:r>
+        <w:t xml:space="preserve">(</w:t>
+      </w:r>
+      <w:r>
+        <w:rPr>
+          <w:bCs/>
+          <w:b/>
+        </w:rPr>
+        <w:t xml:space="preserve">CAP-020</w:t>
+      </w:r>
+      <w:r>
+        <w:t xml:space="preserve">) — an Availability Set and a zonal capacity reservation are mutually exclusive Azure placement constructs, so such VMs are rejected from the zonal reservation path. A VM that is not already zone-pinned must first satisfy the</w:t>
+      </w:r>
+      <w:r>
+        <w:t xml:space="preserve"> </w:t>
+      </w:r>
+      <w:r>
+        <w:rPr>
+          <w:bCs/>
+          <w:b/>
+        </w:rPr>
+        <w:t xml:space="preserve">deallocate/redeploy-to-AZ precondition</w:t>
+      </w:r>
+      <w:r>
+        <w:t xml:space="preserve"> </w:t>
+      </w:r>
+      <w:r>
+        <w:t xml:space="preserve">(</w:t>
+      </w:r>
+      <w:r>
+        <w:rPr>
+          <w:bCs/>
+          <w:b/>
+        </w:rPr>
+        <w:t xml:space="preserve">CAP-021</w:t>
+      </w:r>
+      <w:r>
+        <w:t xml:space="preserve">): it is deallocated and redeployed into a target availability zone through the governed onboarding/migration workflow before it can be associated with a per-AZ reservation.</w:t>
+      </w:r>
+      <w:r>
+        <w:t xml:space="preserve"> </w:t>
+      </w:r>
+      <w:r>
+        <w:rPr>
+          <w:rStyle w:val="VerbatimChar"/>
+        </w:rPr>
+        <w:t xml:space="preserve">[Decided]</w:t>
+      </w:r>
+    </w:p>
+    <w:p>
+      <w:pPr>
+        <w:pStyle w:val="BodyText"/>
+      </w:pPr>
+      <w:r>
+        <w:rPr>
+          <w:bCs/>
+          <w:b/>
+        </w:rPr>
+        <w:t xml:space="preserve">Seed matrix + product-team budget governance (CAP-022, extends CAP-009).</w:t>
+      </w:r>
+      <w:r>
+        <w:t xml:space="preserve"> </w:t>
+      </w:r>
+      <w:r>
+        <w:t xml:space="preserve">The managed estate is initialised as a</w:t>
+      </w:r>
+      <w:r>
+        <w:t xml:space="preserve"> </w:t>
+      </w:r>
+      <w:r>
+        <w:rPr>
+          <w:bCs/>
+          <w:b/>
+        </w:rPr>
+        <w:t xml:space="preserve">seed matrix</w:t>
+      </w:r>
+      <w:r>
+        <w:t xml:space="preserve">: a</w:t>
+      </w:r>
+      <w:r>
+        <w:t xml:space="preserve"> </w:t>
+      </w:r>
+      <w:r>
+        <w:rPr>
+          <w:bCs/>
+          <w:b/>
+        </w:rPr>
+        <w:t xml:space="preserve">count-0 (</w:t>
+      </w:r>
+      <w:r>
+        <w:rPr>
+          <w:rStyle w:val="VerbatimChar"/>
+          <w:bCs/>
+          <w:b/>
+        </w:rPr>
+        <w:t xml:space="preserve">seed</w:t>
+      </w:r>
+      <w:r>
+        <w:rPr>
+          <w:bCs/>
+          <w:b/>
+        </w:rPr>
+        <w:t xml:space="preserve">) reservation for every eligible SKU × region × availability-zone combination</w:t>
+      </w:r>
+      <w:r>
+        <w:t xml:space="preserve"> </w:t>
+      </w:r>
+      <w:r>
+        <w:t xml:space="preserve">in scope. Seeds hold no paid capacity but make every eligible placement target pre-modelled, so a scale-up is a right-size of an existing seed rather than a create-from-nothing. The breadth of the seed matrix and the capacity any team may draw from it are bounded by</w:t>
+      </w:r>
+      <w:r>
+        <w:t xml:space="preserve"> </w:t>
+      </w:r>
+      <w:r>
+        <w:rPr>
+          <w:bCs/>
+          <w:b/>
+        </w:rPr>
+        <w:t xml:space="preserve">per-product-team budget governance</w:t>
+      </w:r>
+      <w:r>
+        <w:t xml:space="preserve"> </w:t>
+      </w:r>
+      <w:r>
+        <w:t xml:space="preserve">recorded in the scope file.</w:t>
+      </w:r>
+      <w:r>
+        <w:t xml:space="preserve"> </w:t>
+      </w:r>
+      <w:r>
+        <w:rPr>
+          <w:rStyle w:val="VerbatimChar"/>
+        </w:rPr>
+        <w:t xml:space="preserve">[Decided]</w:t>
+      </w:r>
+    </w:p>
+    <w:p>
+      <w:pPr>
+        <w:pStyle w:val="BodyText"/>
+      </w:pPr>
+      <w:r>
+        <w:rPr>
+          <w:bCs/>
+          <w:b/>
+        </w:rPr>
+        <w:t xml:space="preserve">Reactive SKU/AZ discovery reconciled with governance (CAP-024, reconciles CAP-019).</w:t>
+      </w:r>
+      <w:r>
+        <w:t xml:space="preserve"> </w:t>
+      </w:r>
+      <w:r>
+        <w:t xml:space="preserve">When a VM is observed for a SKU×region×AZ combination not yet in the seed matrix, ACRME</w:t>
+      </w:r>
+      <w:r>
+        <w:t xml:space="preserve"> </w:t>
+      </w:r>
+      <w:r>
+        <w:rPr>
+          <w:bCs/>
+          <w:b/>
+        </w:rPr>
+        <w:t xml:space="preserve">reactively auto-creates</w:t>
+      </w:r>
+      <w:r>
+        <w:t xml:space="preserve"> </w:t>
+      </w:r>
+      <w:r>
+        <w:t xml:space="preserve">the backing reservation so live workloads are protected, and</w:t>
+      </w:r>
+      <w:r>
+        <w:t xml:space="preserve"> </w:t>
+      </w:r>
+      <w:r>
+        <w:rPr>
+          <w:bCs/>
+          <w:b/>
+        </w:rPr>
+        <w:t xml:space="preserve">simultaneously raises a scope-file governance item</w:t>
+      </w:r>
+      <w:r>
+        <w:t xml:space="preserve"> </w:t>
+      </w:r>
+      <w:r>
+        <w:t xml:space="preserve">so the newly discovered combination is brought under explicit, budgeted governance (CAP-019). Discovery therefore never bypasses governance — it creates capacity and a governance action in the same step.</w:t>
+      </w:r>
+      <w:r>
+        <w:t xml:space="preserve"> </w:t>
+      </w:r>
+      <w:r>
+        <w:rPr>
+          <w:rStyle w:val="VerbatimChar"/>
+        </w:rPr>
+        <w:t xml:space="preserve">[Decided]</w:t>
+      </w:r>
+    </w:p>
+    <w:p>
+      <w:pPr>
+        <w:pStyle w:val="BodyText"/>
+      </w:pPr>
+      <w:r>
+        <w:rPr>
+          <w:bCs/>
+          <w:b/>
+        </w:rPr>
+        <w:t xml:space="preserve">Regional + per-AZ CRG structure (CAP-023, extends CAP-011).</w:t>
+      </w:r>
+      <w:r>
+        <w:t xml:space="preserve"> </w:t>
+      </w:r>
+      <w:r>
+        <w:t xml:space="preserve">Reservations are organised, per environment (Prod, NonProd/CVAL, DR-standby) and per region, into</w:t>
+      </w:r>
+      <w:r>
+        <w:t xml:space="preserve"> </w:t>
+      </w:r>
+      <w:r>
+        <w:rPr>
+          <w:bCs/>
+          <w:b/>
+        </w:rPr>
+        <w:t xml:space="preserve">one regional CRG plus one CRG per availability zone</w:t>
+      </w:r>
+      <w:r>
+        <w:t xml:space="preserve">. The regional CRG anchors region-scoped (non-zone-pinned) reservations and governance; the per-AZ CRGs hold the zonal seed matrix and zone-pinned reservations. Naming follows OPS-006 (e.g. </w:t>
+      </w:r>
+      <w:r>
+        <w:rPr>
+          <w:rStyle w:val="VerbatimChar"/>
+        </w:rPr>
+        <w:t xml:space="preserve">crg-pr-eus2-reg</w:t>
+      </w:r>
+      <w:r>
+        <w:t xml:space="preserve">,</w:t>
+      </w:r>
+      <w:r>
+        <w:t xml:space="preserve"> </w:t>
+      </w:r>
+      <w:r>
+        <w:rPr>
+          <w:rStyle w:val="VerbatimChar"/>
+        </w:rPr>
+        <w:t xml:space="preserve">crg-pr-eus2-az1/az2/az3</w:t>
+      </w:r>
+      <w:r>
+        <w:t xml:space="preserve">).</w:t>
+      </w:r>
+      <w:r>
+        <w:t xml:space="preserve"> </w:t>
+      </w:r>
+      <w:r>
+        <w:rPr>
+          <w:rStyle w:val="VerbatimChar"/>
+        </w:rPr>
+        <w:t xml:space="preserve">[Decided]</w:t>
+      </w:r>
+    </w:p>
+    <w:p>
+      <w:pPr>
+        <w:pStyle w:val="BodyText"/>
+      </w:pPr>
+      <w:r>
+        <w:rPr>
+          <w:bCs/>
+          <w:b/>
+        </w:rPr>
+        <w:t xml:space="preserve">Even per-zone distribution + rebalancing (PLC-011).</w:t>
+      </w:r>
+      <w:r>
+        <w:t xml:space="preserve"> </w:t>
+      </w:r>
+      <w:r>
+        <w:t xml:space="preserve">Within a placement region ACRME drives the per-zone VM distribution toward an</w:t>
+      </w:r>
+      <w:r>
+        <w:t xml:space="preserve"> </w:t>
+      </w:r>
+      <w:r>
+        <w:rPr>
+          <w:bCs/>
+          <w:b/>
+        </w:rPr>
+        <w:t xml:space="preserve">even target of ≈1/zone_count per zone</w:t>
+      </w:r>
+      <w:r>
+        <w:t xml:space="preserve"> </w:t>
+      </w:r>
+      <w:r>
+        <w:t xml:space="preserve">(≈33% for a three-zone region), selecting the eligible zone with the greatest deficit at placement time and raising a</w:t>
+      </w:r>
+      <w:r>
+        <w:t xml:space="preserve"> </w:t>
+      </w:r>
+      <w:r>
+        <w:rPr>
+          <w:bCs/>
+          <w:b/>
+        </w:rPr>
+        <w:t xml:space="preserve">rebalancing action</w:t>
+      </w:r>
+      <w:r>
+        <w:t xml:space="preserve"> </w:t>
+      </w:r>
+      <w:r>
+        <w:t xml:space="preserve">when the observed distribution drifts beyond the configurable tolerance band. Target and tolerance are configuration-driven (</w:t>
+      </w:r>
+      <w:r>
+        <w:rPr>
+          <w:bCs/>
+          <w:b/>
+        </w:rPr>
+        <w:t xml:space="preserve">C-13</w:t>
+      </w:r>
+      <w:r>
+        <w:t xml:space="preserve">); the algorithm and worked example are in the TDD Section 8.5 and Baseline Appendix A.9.</w:t>
+      </w:r>
+      <w:r>
+        <w:t xml:space="preserve"> </w:t>
+      </w:r>
+      <w:r>
+        <w:rPr>
+          <w:rStyle w:val="VerbatimChar"/>
+        </w:rPr>
+        <w:t xml:space="preserve">[Decided]</w:t>
+      </w:r>
+    </w:p>
+    <w:p>
+      <w:pPr>
+        <w:pStyle w:val="BodyText"/>
+      </w:pPr>
+      <w:r>
+        <w:rPr>
+          <w:bCs/>
+          <w:b/>
+        </w:rPr>
+        <w:t xml:space="preserve">Core subscription classification (CAP-001a).</w:t>
+      </w:r>
+      <w:r>
+        <w:t xml:space="preserve"> </w:t>
+      </w:r>
+      <w:r>
+        <w:t xml:space="preserve">A shared</w:t>
+      </w:r>
+      <w:r>
+        <w:t xml:space="preserve"> </w:t>
+      </w:r>
+      <w:r>
+        <w:rPr>
+          <w:bCs/>
+          <w:b/>
+        </w:rPr>
+        <w:t xml:space="preserve">core subscription is classified entirely as production</w:t>
+      </w:r>
+      <w:r>
+        <w:t xml:space="preserve"> </w:t>
+      </w:r>
+      <w:r>
+        <w:t xml:space="preserve">for capacity, buffer, and protection purposes — every reservation it holds is governed under production rules regardless of the individual workload’s label.</w:t>
+      </w:r>
+      <w:r>
+        <w:t xml:space="preserve"> </w:t>
+      </w:r>
+      <w:r>
+        <w:rPr>
+          <w:rStyle w:val="VerbatimChar"/>
+        </w:rPr>
+        <w:t xml:space="preserve">[Decided]</w:t>
+      </w:r>
+    </w:p>
+    <w:p>
+      <w:pPr>
+        <w:pStyle w:val="BodyText"/>
+      </w:pPr>
+      <w:r>
+        <w:rPr>
+          <w:bCs/>
+          <w:b/>
+        </w:rPr>
+        <w:t xml:space="preserve">Naming convention + counter (OPS-006, C-12).</w:t>
+      </w:r>
+      <w:r>
+        <w:t xml:space="preserve"> </w:t>
+      </w:r>
+      <w:r>
+        <w:t xml:space="preserve">Resource groups, CRGs, and subscriptions follow a deterministic naming convention with an incrementing counter — e.g. RG</w:t>
+      </w:r>
+      <w:r>
+        <w:t xml:space="preserve"> </w:t>
+      </w:r>
+      <w:r>
+        <w:rPr>
+          <w:rStyle w:val="VerbatimChar"/>
+        </w:rPr>
+        <w:t xml:space="preserve">rg-odcr-&lt;env&gt;-&lt;region&gt;-&lt;NN&gt;</w:t>
+      </w:r>
+      <w:r>
+        <w:t xml:space="preserve"> </w:t>
+      </w:r>
+      <w:r>
+        <w:t xml:space="preserve">(</w:t>
+      </w:r>
+      <w:r>
+        <w:rPr>
+          <w:rStyle w:val="VerbatimChar"/>
+        </w:rPr>
+        <w:t xml:space="preserve">rg-odcr-prod-eus2-01</w:t>
+      </w:r>
+      <w:r>
+        <w:t xml:space="preserve">), subscription</w:t>
+      </w:r>
+      <w:r>
+        <w:t xml:space="preserve"> </w:t>
+      </w:r>
+      <w:r>
+        <w:rPr>
+          <w:rStyle w:val="VerbatimChar"/>
+        </w:rPr>
+        <w:t xml:space="preserve">sub-&lt;org&gt;-&lt;domain&gt;-&lt;purpose&gt;-&lt;NN&gt;</w:t>
+      </w:r>
+      <w:r>
+        <w:t xml:space="preserve"> </w:t>
+      </w:r>
+      <w:r>
+        <w:t xml:space="preserve">(</w:t>
+      </w:r>
+      <w:r>
+        <w:rPr>
+          <w:rStyle w:val="VerbatimChar"/>
+        </w:rPr>
+        <w:t xml:space="preserve">sub-jda-cld-core-01</w:t>
+      </w:r>
+      <w:r>
+        <w:t xml:space="preserve">), CRG per the CAP-023 examples. The pattern is configuration-driven (</w:t>
+      </w:r>
+      <w:r>
+        <w:rPr>
+          <w:bCs/>
+          <w:b/>
+        </w:rPr>
+        <w:t xml:space="preserve">C-12</w:t>
+      </w:r>
+      <w:r>
+        <w:t xml:space="preserve">) so it can be adjusted without code change.</w:t>
+      </w:r>
+      <w:r>
+        <w:t xml:space="preserve"> </w:t>
+      </w:r>
+      <w:r>
+        <w:rPr>
+          <w:rStyle w:val="VerbatimChar"/>
+        </w:rPr>
+        <w:t xml:space="preserve">[Decided]</w:t>
+      </w:r>
+    </w:p>
+    <w:bookmarkEnd w:id="23"/>
+    <w:bookmarkStart w:id="24" w:name="quota-pooling-and-allocation"/>
     <w:p>
       <w:pPr>
         <w:pStyle w:val="Heading2"/>
@@ -930,8 +1850,8 @@
         <w:t xml:space="preserve">[Decided]</w:t>
       </w:r>
     </w:p>
-    <w:bookmarkEnd w:id="23"/>
-    <w:bookmarkStart w:id="26" w:name="dr-floor-accounting"/>
+    <w:bookmarkEnd w:id="24"/>
+    <w:bookmarkStart w:id="27" w:name="dr-floor-accounting"/>
     <w:p>
       <w:pPr>
         <w:pStyle w:val="Heading2"/>
@@ -1047,7 +1967,7 @@
         <w:t xml:space="preserve">[Decided]</w:t>
       </w:r>
     </w:p>
-    <w:bookmarkStart w:id="24" w:name="single-pool-accounting-primary-model"/>
+    <w:bookmarkStart w:id="25" w:name="single-pool-accounting-primary-model"/>
     <w:p>
       <w:pPr>
         <w:pStyle w:val="Heading3"/>
@@ -1250,8 +2170,8 @@
         <w:t xml:space="preserve">[Decided]</w:t>
       </w:r>
     </w:p>
-    <w:bookmarkEnd w:id="24"/>
-    <w:bookmarkStart w:id="25" w:name="X6577e5fe18d2c1285d4625d7fa0edc6f93ae969"/>
+    <w:bookmarkEnd w:id="25"/>
+    <w:bookmarkStart w:id="26" w:name="X6577e5fe18d2c1285d4625d7fa0edc6f93ae969"/>
     <w:p>
       <w:pPr>
         <w:pStyle w:val="Heading3"/>
@@ -1314,9 +2234,9 @@
         <w:t xml:space="preserve">[Assumed]</w:t>
       </w:r>
     </w:p>
-    <w:bookmarkEnd w:id="25"/>
     <w:bookmarkEnd w:id="26"/>
-    <w:bookmarkStart w:id="27" w:name="readiness-and-enforcement"/>
+    <w:bookmarkEnd w:id="27"/>
+    <w:bookmarkStart w:id="28" w:name="readiness-and-enforcement"/>
     <w:p>
       <w:pPr>
         <w:pStyle w:val="Heading2"/>
@@ -1485,8 +2405,8 @@
         <w:t xml:space="preserve">[Decided]</w:t>
       </w:r>
     </w:p>
-    <w:bookmarkEnd w:id="27"/>
-    <w:bookmarkStart w:id="28" w:name="quota-group-preview-dependency"/>
+    <w:bookmarkEnd w:id="28"/>
+    <w:bookmarkStart w:id="29" w:name="quota-group-preview-dependency"/>
     <w:p>
       <w:pPr>
         <w:pStyle w:val="Heading2"/>
@@ -1527,8 +2447,8 @@
         <w:t xml:space="preserve">[Assumed]</w:t>
       </w:r>
     </w:p>
-    <w:bookmarkEnd w:id="28"/>
-    <w:bookmarkStart w:id="29" w:name="consequences"/>
+    <w:bookmarkEnd w:id="29"/>
+    <w:bookmarkStart w:id="30" w:name="consequences"/>
     <w:p>
       <w:pPr>
         <w:pStyle w:val="Heading2"/>
@@ -1792,8 +2712,8 @@
         <w:t xml:space="preserve">[Derived]</w:t>
       </w:r>
     </w:p>
-    <w:bookmarkEnd w:id="29"/>
-    <w:bookmarkStart w:id="30" w:name="alternatives-considered"/>
+    <w:bookmarkEnd w:id="30"/>
+    <w:bookmarkStart w:id="31" w:name="alternatives-considered"/>
     <w:p>
       <w:pPr>
         <w:pStyle w:val="Heading2"/>
@@ -2033,8 +2953,8 @@
         </w:pict>
       </w:r>
     </w:p>
-    <w:bookmarkEnd w:id="30"/>
-    <w:bookmarkStart w:id="31" w:name="appendix---adr-summary"/>
+    <w:bookmarkEnd w:id="31"/>
+    <w:bookmarkStart w:id="32" w:name="appendix---adr-summary"/>
     <w:p>
       <w:pPr>
         <w:pStyle w:val="Heading2"/>
@@ -2116,7 +3036,7 @@
               <w:jc w:val="left"/>
             </w:pPr>
             <w:r>
-              <w:t xml:space="preserve">CAP-001..019, QUA-001..014, RDY-001..004</w:t>
+              <w:t xml:space="preserve">CAP-001/001a, CAP-002..024, QUA-001..014, RDY-001..004, PLC-011, OPS-006 (C-12/C-13)</w:t>
             </w:r>
           </w:p>
         </w:tc>
@@ -2134,8 +3054,8 @@
         </w:tc>
       </w:tr>
     </w:tbl>
-    <w:bookmarkEnd w:id="31"/>
-    <w:bookmarkStart w:id="32" w:name="appendix---status-legend"/>
+    <w:bookmarkEnd w:id="32"/>
+    <w:bookmarkStart w:id="33" w:name="appendix---status-legend"/>
     <w:p>
       <w:pPr>
         <w:pStyle w:val="Heading2"/>
@@ -2304,8 +3224,8 @@
         </w:tc>
       </w:tr>
     </w:tbl>
-    <w:bookmarkEnd w:id="32"/>
-    <w:bookmarkStart w:id="33" w:name="appendix---evidence-tag-taxonomy"/>
+    <w:bookmarkEnd w:id="33"/>
+    <w:bookmarkStart w:id="34" w:name="appendix---evidence-tag-taxonomy"/>
     <w:p>
       <w:pPr>
         <w:pStyle w:val="Heading2"/>
@@ -2470,8 +3390,8 @@
         </w:tc>
       </w:tr>
     </w:tbl>
-    <w:bookmarkEnd w:id="33"/>
-    <w:bookmarkStart w:id="34" w:name="related-adrs"/>
+    <w:bookmarkEnd w:id="34"/>
+    <w:bookmarkStart w:id="35" w:name="related-adrs"/>
     <w:p>
       <w:pPr>
         <w:pStyle w:val="Heading2"/>
@@ -2614,8 +3534,8 @@
         <w:t xml:space="preserve">After POC-001, POC-008, POC-011, quota-group feature review, and first end-to-end quota allocation/reclamation evidence.</w:t>
       </w:r>
     </w:p>
-    <w:bookmarkEnd w:id="34"/>
     <w:bookmarkEnd w:id="35"/>
+    <w:bookmarkEnd w:id="36"/>
     <w:sectPr/>
   </w:body>
 </w:document>
